--- a/Word/2240-Article Text-5005-1-10-20260328 - ideku.docx
+++ b/Word/2240-Article Text-5005-1-10-20260328 - ideku.docx
@@ -311,7 +311,7 @@
         <mc:AlternateContent>
           <mc:Choice Requires="wps">
             <w:drawing>
-              <wp:anchor distT="0" distB="0" distL="0" distR="0" simplePos="0" relativeHeight="487587840" behindDoc="1" locked="0" layoutInCell="1" allowOverlap="1">
+              <wp:anchor distT="0" distB="0" distL="0" distR="0" simplePos="0" relativeHeight="487587840" behindDoc="1" locked="0" layoutInCell="1" allowOverlap="1" wp14:anchorId="0723A902" wp14:editId="7E175C5B">
                 <wp:simplePos x="0" y="0"/>
                 <wp:positionH relativeFrom="page">
                   <wp:posOffset>1097915</wp:posOffset>
@@ -375,7 +375,7 @@
           </mc:Choice>
           <mc:Fallback>
             <w:pict>
-              <v:shape w14:anchorId="5C2B14C1" id="Graphic 4" o:spid="_x0000_s1026" style="position:absolute;margin-left:86.45pt;margin-top:7.15pt;width:423pt;height:.1pt;z-index:-15728640;visibility:visible;mso-wrap-style:square;mso-wrap-distance-left:0;mso-wrap-distance-top:0;mso-wrap-distance-right:0;mso-wrap-distance-bottom:0;mso-position-horizontal:absolute;mso-position-horizontal-relative:page;mso-position-vertical:absolute;mso-position-vertical-relative:text;v-text-anchor:top" coordsize="5372100,1270" o:gfxdata="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" path="m,l5372100,1e" filled="f">
+              <v:shape w14:anchorId="145F8DE9" id="Graphic 4" o:spid="_x0000_s1026" style="position:absolute;margin-left:86.45pt;margin-top:7.15pt;width:423pt;height:.1pt;z-index:-15728640;visibility:visible;mso-wrap-style:square;mso-wrap-distance-left:0;mso-wrap-distance-top:0;mso-wrap-distance-right:0;mso-wrap-distance-bottom:0;mso-position-horizontal:absolute;mso-position-horizontal-relative:page;mso-position-vertical:absolute;mso-position-vertical-relative:text;v-text-anchor:top" coordsize="5372100,1270" o:gfxdata="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" path="m,l5372100,1e" filled="f">
                 <v:path arrowok="t"/>
                 <w10:wrap type="topAndBottom" anchorx="page"/>
               </v:shape>
@@ -4018,7 +4018,7 @@
         <mc:AlternateContent>
           <mc:Choice Requires="wps">
             <w:drawing>
-              <wp:anchor distT="0" distB="0" distL="0" distR="0" simplePos="0" relativeHeight="487588352" behindDoc="1" locked="0" layoutInCell="1" allowOverlap="1">
+              <wp:anchor distT="0" distB="0" distL="0" distR="0" simplePos="0" relativeHeight="487588352" behindDoc="1" locked="0" layoutInCell="1" allowOverlap="1" wp14:anchorId="613F1CD2" wp14:editId="4D41979A">
                 <wp:simplePos x="0" y="0"/>
                 <wp:positionH relativeFrom="page">
                   <wp:posOffset>1066800</wp:posOffset>
@@ -4089,7 +4089,7 @@
           </mc:Choice>
           <mc:Fallback>
             <w:pict>
-              <v:shape w14:anchorId="2D307D9A" id="Graphic 5" o:spid="_x0000_s1026" style="position:absolute;margin-left:84pt;margin-top:23.15pt;width:428.2pt;height:.5pt;z-index:-15728128;visibility:visible;mso-wrap-style:square;mso-wrap-distance-left:0;mso-wrap-distance-top:0;mso-wrap-distance-right:0;mso-wrap-distance-bottom:0;mso-position-horizontal:absolute;mso-position-horizontal-relative:page;mso-position-vertical:absolute;mso-position-vertical-relative:text;v-text-anchor:top" coordsize="5438140,6350" o:gfxdata="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" path="m5437632,l,,,6096r5437632,l5437632,xe" fillcolor="black" stroked="f">
+              <v:shape w14:anchorId="7B9A576C" id="Graphic 5" o:spid="_x0000_s1026" style="position:absolute;margin-left:84pt;margin-top:23.15pt;width:428.2pt;height:.5pt;z-index:-15728128;visibility:visible;mso-wrap-style:square;mso-wrap-distance-left:0;mso-wrap-distance-top:0;mso-wrap-distance-right:0;mso-wrap-distance-bottom:0;mso-position-horizontal:absolute;mso-position-horizontal-relative:page;mso-position-vertical:absolute;mso-position-vertical-relative:text;v-text-anchor:top" coordsize="5438140,6350" o:gfxdata="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" path="m5437632,l,,,6096r5437632,l5437632,xe" fillcolor="black" stroked="f">
                 <v:path arrowok="t"/>
                 <w10:wrap type="topAndBottom" anchorx="page"/>
               </v:shape>
@@ -5975,21 +5975,7 @@
                     <w:rFonts w:ascii="Cambria Math" w:hAnsi="Cambria Math"/>
                     <w:color w:val="000000"/>
                   </w:rPr>
-                  <m:t>[</m:t>
-                </m:r>
-                <m:r>
-                  <w:rPr>
-                    <w:rFonts w:ascii="Cambria Math" w:hAnsi="Cambria Math"/>
-                    <w:color w:val="000000"/>
-                  </w:rPr>
-                  <m:t>7</m:t>
-                </m:r>
-                <m:r>
-                  <w:rPr>
-                    <w:rFonts w:ascii="Cambria Math" w:hAnsi="Cambria Math"/>
-                    <w:color w:val="000000"/>
-                  </w:rPr>
-                  <m:t>]</m:t>
+                  <m:t>[7]</m:t>
                 </m:r>
               </w:sdtContent>
             </w:sdt>
@@ -6050,13 +6036,13 @@
       </w:pPr>
       <w:proofErr w:type="spellStart"/>
       <w:r>
-        <w:t>w</w:t>
+        <w:t>W</w:t>
       </w:r>
       <w:r>
         <w:rPr>
           <w:vertAlign w:val="subscript"/>
         </w:rPr>
-        <w:t>k</w:t>
+        <w:t>m</w:t>
       </w:r>
       <w:proofErr w:type="spellEnd"/>
       <w:r>
@@ -7285,7 +7271,7 @@
         <mc:AlternateContent>
           <mc:Choice Requires="wps">
             <w:drawing>
-              <wp:anchor distT="0" distB="0" distL="0" distR="0" simplePos="0" relativeHeight="485876736" behindDoc="1" locked="0" layoutInCell="1" allowOverlap="1">
+              <wp:anchor distT="0" distB="0" distL="0" distR="0" simplePos="0" relativeHeight="485876736" behindDoc="1" locked="0" layoutInCell="1" allowOverlap="1" wp14:anchorId="6861DDB0" wp14:editId="0D82949D">
                 <wp:simplePos x="0" y="0"/>
                 <wp:positionH relativeFrom="page">
                   <wp:posOffset>1982537</wp:posOffset>
@@ -7345,7 +7331,7 @@
           </mc:Choice>
           <mc:Fallback>
             <w:pict>
-              <v:shapetype id="_x0000_t202" coordsize="21600,21600" o:spt="202" path="m,l,21600r21600,l21600,xe">
+              <v:shapetype w14:anchorId="6861DDB0" id="_x0000_t202" coordsize="21600,21600" o:spt="202" path="m,l,21600r21600,l21600,xe">
                 <v:stroke joinstyle="miter"/>
                 <v:path gradientshapeok="t" o:connecttype="rect"/>
               </v:shapetype>
@@ -9126,7 +9112,7 @@
           <w:noProof/>
         </w:rPr>
         <w:drawing>
-          <wp:anchor distT="0" distB="0" distL="0" distR="0" simplePos="0" relativeHeight="487590400" behindDoc="1" locked="0" layoutInCell="1" allowOverlap="1">
+          <wp:anchor distT="0" distB="0" distL="0" distR="0" simplePos="0" relativeHeight="487590400" behindDoc="1" locked="0" layoutInCell="1" allowOverlap="1" wp14:anchorId="658BFF2F" wp14:editId="46C99819">
             <wp:simplePos x="0" y="0"/>
             <wp:positionH relativeFrom="page">
               <wp:posOffset>3002598</wp:posOffset>
@@ -9272,7 +9258,7 @@
           <w:noProof/>
         </w:rPr>
         <w:drawing>
-          <wp:anchor distT="0" distB="0" distL="0" distR="0" simplePos="0" relativeHeight="487590912" behindDoc="1" locked="0" layoutInCell="1" allowOverlap="1">
+          <wp:anchor distT="0" distB="0" distL="0" distR="0" simplePos="0" relativeHeight="487590912" behindDoc="1" locked="0" layoutInCell="1" allowOverlap="1" wp14:anchorId="3EDCD1BF" wp14:editId="38675DFC">
             <wp:simplePos x="0" y="0"/>
             <wp:positionH relativeFrom="page">
               <wp:posOffset>2867653</wp:posOffset>
@@ -9620,7 +9606,7 @@
           <w:noProof/>
         </w:rPr>
         <w:drawing>
-          <wp:anchor distT="0" distB="0" distL="0" distR="0" simplePos="0" relativeHeight="15732224" behindDoc="0" locked="0" layoutInCell="1" allowOverlap="1">
+          <wp:anchor distT="0" distB="0" distL="0" distR="0" simplePos="0" relativeHeight="15732224" behindDoc="0" locked="0" layoutInCell="1" allowOverlap="1" wp14:anchorId="708D5EF7" wp14:editId="7A812270">
             <wp:simplePos x="0" y="0"/>
             <wp:positionH relativeFrom="page">
               <wp:posOffset>2345691</wp:posOffset>
@@ -11512,10 +11498,13 @@
         <w:t>C3</w:t>
       </w:r>
       <w:r>
+        <w:t xml:space="preserve"> </w:t>
+      </w:r>
+      <w:r>
         <w:rPr>
           <w:spacing w:val="80"/>
         </w:rPr>
-        <w:t xml:space="preserve">   </w:t>
+        <w:t>...</w:t>
       </w:r>
       <w:r>
         <w:t>Cn.</w:t>
@@ -11561,2913 +11550,1193 @@
     <w:p>
       <w:pPr>
         <w:pStyle w:val="BodyText"/>
-        <w:spacing w:line="228" w:lineRule="auto"/>
+        <w:spacing w:before="5" w:line="228" w:lineRule="auto"/>
+        <w:ind w:left="291" w:right="552"/>
         <w:jc w:val="both"/>
+      </w:pPr>
+    </w:p>
+    <w:p>
+      <w:pPr>
+        <w:pStyle w:val="BodyText"/>
+        <w:spacing w:before="5" w:line="228" w:lineRule="auto"/>
+        <w:ind w:left="291" w:right="552"/>
+        <w:jc w:val="both"/>
+        <w:rPr>
+          <w:sz w:val="13"/>
+          <w:szCs w:val="13"/>
+        </w:rPr>
+      </w:pPr>
+      <m:oMathPara>
+        <m:oMathParaPr>
+          <m:jc m:val="left"/>
+        </m:oMathParaPr>
+        <m:oMath>
+          <m:r>
+            <m:rPr>
+              <m:nor/>
+            </m:rPr>
+            <w:rPr>
+              <w:sz w:val="13"/>
+              <w:szCs w:val="13"/>
+            </w:rPr>
+            <m:t>w1=</m:t>
+          </m:r>
+          <m:f>
+            <m:fPr>
+              <m:ctrlPr>
+                <w:rPr>
+                  <w:rFonts w:ascii="Cambria Math" w:hAnsi="Cambria Math"/>
+                  <w:i/>
+                  <w:sz w:val="13"/>
+                  <w:szCs w:val="13"/>
+                </w:rPr>
+              </m:ctrlPr>
+            </m:fPr>
+            <m:num>
+              <m:r>
+                <m:rPr>
+                  <m:nor/>
+                </m:rPr>
+                <w:rPr>
+                  <w:sz w:val="13"/>
+                  <w:szCs w:val="13"/>
+                </w:rPr>
+                <m:t>1</m:t>
+              </m:r>
+            </m:num>
+            <m:den>
+              <m:r>
+                <m:rPr>
+                  <m:nor/>
+                </m:rPr>
+                <w:rPr>
+                  <w:sz w:val="13"/>
+                  <w:szCs w:val="13"/>
+                </w:rPr>
+                <m:t>m</m:t>
+              </m:r>
+            </m:den>
+          </m:f>
+          <m:nary>
+            <m:naryPr>
+              <m:chr m:val="∑"/>
+              <m:limLoc m:val="subSup"/>
+              <m:ctrlPr>
+                <w:rPr>
+                  <w:rFonts w:ascii="Cambria Math" w:hAnsi="Cambria Math"/>
+                  <w:i/>
+                  <w:sz w:val="13"/>
+                  <w:szCs w:val="13"/>
+                </w:rPr>
+              </m:ctrlPr>
+            </m:naryPr>
+            <m:sub>
+              <m:r>
+                <m:rPr>
+                  <m:nor/>
+                </m:rPr>
+                <w:rPr>
+                  <w:sz w:val="13"/>
+                  <w:szCs w:val="13"/>
+                </w:rPr>
+                <m:t>i=1</m:t>
+              </m:r>
+            </m:sub>
+            <m:sup>
+              <m:r>
+                <m:rPr>
+                  <m:nor/>
+                </m:rPr>
+                <w:rPr>
+                  <w:sz w:val="13"/>
+                  <w:szCs w:val="13"/>
+                </w:rPr>
+                <m:t>m</m:t>
+              </m:r>
+            </m:sup>
+            <m:e>
+              <m:r>
+                <m:rPr>
+                  <m:nor/>
+                </m:rPr>
+                <w:rPr>
+                  <w:sz w:val="13"/>
+                  <w:szCs w:val="13"/>
+                </w:rPr>
+                <m:t>(</m:t>
+              </m:r>
+              <m:f>
+                <m:fPr>
+                  <m:ctrlPr>
+                    <w:rPr>
+                      <w:rFonts w:ascii="Cambria Math" w:hAnsi="Cambria Math"/>
+                      <w:i/>
+                      <w:sz w:val="13"/>
+                      <w:szCs w:val="13"/>
+                    </w:rPr>
+                  </m:ctrlPr>
+                </m:fPr>
+                <m:num>
+                  <m:r>
+                    <m:rPr>
+                      <m:nor/>
+                    </m:rPr>
+                    <w:rPr>
+                      <w:sz w:val="13"/>
+                      <w:szCs w:val="13"/>
+                    </w:rPr>
+                    <m:t>1</m:t>
+                  </m:r>
+                </m:num>
+                <m:den>
+                  <m:r>
+                    <m:rPr>
+                      <m:nor/>
+                    </m:rPr>
+                    <w:rPr>
+                      <w:sz w:val="13"/>
+                      <w:szCs w:val="13"/>
+                    </w:rPr>
+                    <m:t>i</m:t>
+                  </m:r>
+                </m:den>
+              </m:f>
+              <m:r>
+                <m:rPr>
+                  <m:nor/>
+                </m:rPr>
+                <w:rPr>
+                  <w:sz w:val="13"/>
+                  <w:szCs w:val="13"/>
+                </w:rPr>
+                <m:t>)=</m:t>
+              </m:r>
+              <m:d>
+                <m:dPr>
+                  <m:ctrlPr>
+                    <w:rPr>
+                      <w:rFonts w:ascii="Cambria Math" w:hAnsi="Cambria Math"/>
+                      <w:i/>
+                      <w:sz w:val="13"/>
+                      <w:szCs w:val="13"/>
+                    </w:rPr>
+                  </m:ctrlPr>
+                </m:dPr>
+                <m:e>
+                  <m:f>
+                    <m:fPr>
+                      <m:ctrlPr>
+                        <w:rPr>
+                          <w:rFonts w:ascii="Cambria Math" w:hAnsi="Cambria Math"/>
+                          <w:i/>
+                          <w:sz w:val="13"/>
+                          <w:szCs w:val="13"/>
+                        </w:rPr>
+                      </m:ctrlPr>
+                    </m:fPr>
+                    <m:num>
+                      <m:r>
+                        <m:rPr>
+                          <m:nor/>
+                        </m:rPr>
+                        <w:rPr>
+                          <w:sz w:val="13"/>
+                          <w:szCs w:val="13"/>
+                        </w:rPr>
+                        <m:t>1+</m:t>
+                      </m:r>
+                      <m:f>
+                        <m:fPr>
+                          <m:ctrlPr>
+                            <w:rPr>
+                              <w:rFonts w:ascii="Cambria Math" w:hAnsi="Cambria Math"/>
+                              <w:i/>
+                              <w:sz w:val="13"/>
+                              <w:szCs w:val="13"/>
+                            </w:rPr>
+                          </m:ctrlPr>
+                        </m:fPr>
+                        <m:num>
+                          <m:r>
+                            <m:rPr>
+                              <m:nor/>
+                            </m:rPr>
+                            <w:rPr>
+                              <w:sz w:val="13"/>
+                              <w:szCs w:val="13"/>
+                            </w:rPr>
+                            <m:t>1</m:t>
+                          </m:r>
+                        </m:num>
+                        <m:den>
+                          <m:r>
+                            <m:rPr>
+                              <m:nor/>
+                            </m:rPr>
+                            <w:rPr>
+                              <w:sz w:val="13"/>
+                              <w:szCs w:val="13"/>
+                            </w:rPr>
+                            <m:t>2</m:t>
+                          </m:r>
+                        </m:den>
+                      </m:f>
+                      <m:r>
+                        <m:rPr>
+                          <m:nor/>
+                        </m:rPr>
+                        <w:rPr>
+                          <w:sz w:val="13"/>
+                          <w:szCs w:val="13"/>
+                        </w:rPr>
+                        <m:t>+</m:t>
+                      </m:r>
+                      <m:f>
+                        <m:fPr>
+                          <m:ctrlPr>
+                            <w:rPr>
+                              <w:rFonts w:ascii="Cambria Math" w:hAnsi="Cambria Math"/>
+                              <w:i/>
+                              <w:sz w:val="13"/>
+                              <w:szCs w:val="13"/>
+                            </w:rPr>
+                          </m:ctrlPr>
+                        </m:fPr>
+                        <m:num>
+                          <m:r>
+                            <m:rPr>
+                              <m:nor/>
+                            </m:rPr>
+                            <w:rPr>
+                              <w:sz w:val="13"/>
+                              <w:szCs w:val="13"/>
+                            </w:rPr>
+                            <m:t>1</m:t>
+                          </m:r>
+                        </m:num>
+                        <m:den>
+                          <m:r>
+                            <m:rPr>
+                              <m:nor/>
+                            </m:rPr>
+                            <w:rPr>
+                              <w:sz w:val="13"/>
+                              <w:szCs w:val="13"/>
+                            </w:rPr>
+                            <m:t>3</m:t>
+                          </m:r>
+                        </m:den>
+                      </m:f>
+                      <m:r>
+                        <m:rPr>
+                          <m:nor/>
+                        </m:rPr>
+                        <w:rPr>
+                          <w:sz w:val="13"/>
+                          <w:szCs w:val="13"/>
+                        </w:rPr>
+                        <m:t>+</m:t>
+                      </m:r>
+                      <m:f>
+                        <m:fPr>
+                          <m:ctrlPr>
+                            <w:rPr>
+                              <w:rFonts w:ascii="Cambria Math" w:hAnsi="Cambria Math"/>
+                              <w:i/>
+                              <w:sz w:val="13"/>
+                              <w:szCs w:val="13"/>
+                            </w:rPr>
+                          </m:ctrlPr>
+                        </m:fPr>
+                        <m:num>
+                          <m:r>
+                            <m:rPr>
+                              <m:nor/>
+                            </m:rPr>
+                            <w:rPr>
+                              <w:sz w:val="13"/>
+                              <w:szCs w:val="13"/>
+                            </w:rPr>
+                            <m:t>1</m:t>
+                          </m:r>
+                        </m:num>
+                        <m:den>
+                          <m:r>
+                            <m:rPr>
+                              <m:nor/>
+                            </m:rPr>
+                            <w:rPr>
+                              <w:sz w:val="13"/>
+                              <w:szCs w:val="13"/>
+                            </w:rPr>
+                            <m:t>4</m:t>
+                          </m:r>
+                        </m:den>
+                      </m:f>
+                      <m:r>
+                        <m:rPr>
+                          <m:nor/>
+                        </m:rPr>
+                        <w:rPr>
+                          <w:sz w:val="13"/>
+                          <w:szCs w:val="13"/>
+                        </w:rPr>
+                        <m:t>+</m:t>
+                      </m:r>
+                      <m:f>
+                        <m:fPr>
+                          <m:ctrlPr>
+                            <w:rPr>
+                              <w:rFonts w:ascii="Cambria Math" w:hAnsi="Cambria Math"/>
+                              <w:i/>
+                              <w:sz w:val="13"/>
+                              <w:szCs w:val="13"/>
+                            </w:rPr>
+                          </m:ctrlPr>
+                        </m:fPr>
+                        <m:num>
+                          <m:r>
+                            <m:rPr>
+                              <m:nor/>
+                            </m:rPr>
+                            <w:rPr>
+                              <w:sz w:val="13"/>
+                              <w:szCs w:val="13"/>
+                            </w:rPr>
+                            <m:t>1</m:t>
+                          </m:r>
+                        </m:num>
+                        <m:den>
+                          <m:r>
+                            <m:rPr>
+                              <m:nor/>
+                            </m:rPr>
+                            <w:rPr>
+                              <w:sz w:val="13"/>
+                              <w:szCs w:val="13"/>
+                            </w:rPr>
+                            <m:t>5</m:t>
+                          </m:r>
+                        </m:den>
+                      </m:f>
+                      <m:r>
+                        <m:rPr>
+                          <m:nor/>
+                        </m:rPr>
+                        <w:rPr>
+                          <w:sz w:val="13"/>
+                          <w:szCs w:val="13"/>
+                        </w:rPr>
+                        <m:t>+</m:t>
+                      </m:r>
+                      <m:f>
+                        <m:fPr>
+                          <m:ctrlPr>
+                            <w:rPr>
+                              <w:rFonts w:ascii="Cambria Math" w:hAnsi="Cambria Math"/>
+                              <w:i/>
+                              <w:sz w:val="13"/>
+                              <w:szCs w:val="13"/>
+                            </w:rPr>
+                          </m:ctrlPr>
+                        </m:fPr>
+                        <m:num>
+                          <m:r>
+                            <m:rPr>
+                              <m:nor/>
+                            </m:rPr>
+                            <w:rPr>
+                              <w:sz w:val="13"/>
+                              <w:szCs w:val="13"/>
+                            </w:rPr>
+                            <m:t>1</m:t>
+                          </m:r>
+                        </m:num>
+                        <m:den>
+                          <m:r>
+                            <m:rPr>
+                              <m:nor/>
+                            </m:rPr>
+                            <w:rPr>
+                              <w:sz w:val="13"/>
+                              <w:szCs w:val="13"/>
+                            </w:rPr>
+                            <m:t>6</m:t>
+                          </m:r>
+                        </m:den>
+                      </m:f>
+                      <m:r>
+                        <m:rPr>
+                          <m:nor/>
+                        </m:rPr>
+                        <w:rPr>
+                          <w:sz w:val="13"/>
+                          <w:szCs w:val="13"/>
+                        </w:rPr>
+                        <m:t>+</m:t>
+                      </m:r>
+                      <m:f>
+                        <m:fPr>
+                          <m:ctrlPr>
+                            <w:rPr>
+                              <w:rFonts w:ascii="Cambria Math" w:hAnsi="Cambria Math"/>
+                              <w:i/>
+                              <w:sz w:val="13"/>
+                              <w:szCs w:val="13"/>
+                            </w:rPr>
+                          </m:ctrlPr>
+                        </m:fPr>
+                        <m:num>
+                          <m:r>
+                            <m:rPr>
+                              <m:nor/>
+                            </m:rPr>
+                            <w:rPr>
+                              <w:sz w:val="13"/>
+                              <w:szCs w:val="13"/>
+                            </w:rPr>
+                            <m:t>1</m:t>
+                          </m:r>
+                        </m:num>
+                        <m:den>
+                          <m:r>
+                            <m:rPr>
+                              <m:nor/>
+                            </m:rPr>
+                            <w:rPr>
+                              <w:sz w:val="13"/>
+                              <w:szCs w:val="13"/>
+                            </w:rPr>
+                            <m:t>7</m:t>
+                          </m:r>
+                        </m:den>
+                      </m:f>
+                      <m:r>
+                        <m:rPr>
+                          <m:nor/>
+                        </m:rPr>
+                        <w:rPr>
+                          <w:sz w:val="13"/>
+                          <w:szCs w:val="13"/>
+                        </w:rPr>
+                        <m:t>+</m:t>
+                      </m:r>
+                      <m:f>
+                        <m:fPr>
+                          <m:ctrlPr>
+                            <w:rPr>
+                              <w:rFonts w:ascii="Cambria Math" w:hAnsi="Cambria Math"/>
+                              <w:i/>
+                              <w:sz w:val="13"/>
+                              <w:szCs w:val="13"/>
+                            </w:rPr>
+                          </m:ctrlPr>
+                        </m:fPr>
+                        <m:num>
+                          <m:r>
+                            <m:rPr>
+                              <m:nor/>
+                            </m:rPr>
+                            <w:rPr>
+                              <w:sz w:val="13"/>
+                              <w:szCs w:val="13"/>
+                            </w:rPr>
+                            <m:t>1</m:t>
+                          </m:r>
+                        </m:num>
+                        <m:den>
+                          <m:r>
+                            <m:rPr>
+                              <m:nor/>
+                            </m:rPr>
+                            <w:rPr>
+                              <w:sz w:val="13"/>
+                              <w:szCs w:val="13"/>
+                            </w:rPr>
+                            <m:t>8</m:t>
+                          </m:r>
+                        </m:den>
+                      </m:f>
+                      <m:r>
+                        <m:rPr>
+                          <m:nor/>
+                        </m:rPr>
+                        <w:rPr>
+                          <w:sz w:val="13"/>
+                          <w:szCs w:val="13"/>
+                        </w:rPr>
+                        <m:t>+</m:t>
+                      </m:r>
+                      <m:f>
+                        <m:fPr>
+                          <m:ctrlPr>
+                            <w:rPr>
+                              <w:rFonts w:ascii="Cambria Math" w:hAnsi="Cambria Math"/>
+                              <w:i/>
+                              <w:sz w:val="13"/>
+                              <w:szCs w:val="13"/>
+                            </w:rPr>
+                          </m:ctrlPr>
+                        </m:fPr>
+                        <m:num>
+                          <m:r>
+                            <m:rPr>
+                              <m:nor/>
+                            </m:rPr>
+                            <w:rPr>
+                              <w:sz w:val="13"/>
+                              <w:szCs w:val="13"/>
+                            </w:rPr>
+                            <m:t>1</m:t>
+                          </m:r>
+                        </m:num>
+                        <m:den>
+                          <m:r>
+                            <m:rPr>
+                              <m:nor/>
+                            </m:rPr>
+                            <w:rPr>
+                              <w:sz w:val="13"/>
+                              <w:szCs w:val="13"/>
+                            </w:rPr>
+                            <m:t>9</m:t>
+                          </m:r>
+                        </m:den>
+                      </m:f>
+                    </m:num>
+                    <m:den>
+                      <m:r>
+                        <m:rPr>
+                          <m:nor/>
+                        </m:rPr>
+                        <w:rPr>
+                          <w:sz w:val="13"/>
+                          <w:szCs w:val="13"/>
+                        </w:rPr>
+                        <m:t>9</m:t>
+                      </m:r>
+                    </m:den>
+                  </m:f>
+                </m:e>
+              </m:d>
+            </m:e>
+          </m:nary>
+          <m:r>
+            <m:rPr>
+              <m:nor/>
+            </m:rPr>
+            <w:rPr>
+              <w:sz w:val="13"/>
+              <w:szCs w:val="13"/>
+            </w:rPr>
+            <m:t>=0,3143</m:t>
+          </m:r>
+        </m:oMath>
+      </m:oMathPara>
+    </w:p>
+    <w:p>
+      <w:pPr>
+        <w:pStyle w:val="BodyText"/>
+        <w:spacing w:before="5" w:line="228" w:lineRule="auto"/>
+        <w:ind w:right="552"/>
+        <w:jc w:val="both"/>
+        <w:rPr>
+          <w:sz w:val="16"/>
+          <w:szCs w:val="16"/>
+        </w:rPr>
+      </w:pPr>
+    </w:p>
+    <w:p>
+      <w:pPr>
+        <w:pStyle w:val="BodyText"/>
+        <w:spacing w:before="5" w:line="228" w:lineRule="auto"/>
+        <w:ind w:left="291" w:right="552"/>
+        <w:jc w:val="both"/>
+        <w:rPr>
+          <w:sz w:val="13"/>
+          <w:szCs w:val="13"/>
+        </w:rPr>
         <w:sectPr>
           <w:pgSz w:w="11910" w:h="16840"/>
           <w:pgMar w:top="1460" w:right="1133" w:bottom="1300" w:left="1417" w:header="0" w:footer="1118" w:gutter="0"/>
           <w:cols w:space="720"/>
         </w:sectPr>
       </w:pPr>
-    </w:p>
-    <w:p>
-      <w:pPr>
-        <w:tabs>
-          <w:tab w:val="left" w:pos="386"/>
-        </w:tabs>
-        <w:spacing w:before="107" w:line="60" w:lineRule="exact"/>
-        <w:jc w:val="right"/>
-        <w:rPr>
-          <w:sz w:val="16"/>
-        </w:rPr>
-      </w:pPr>
-      <w:r>
-        <w:rPr>
-          <w:spacing w:val="-10"/>
-          <w:sz w:val="16"/>
-        </w:rPr>
-        <w:t>1</w:t>
-      </w:r>
-      <w:r>
-        <w:rPr>
-          <w:sz w:val="16"/>
-        </w:rPr>
-        <w:tab/>
-      </w:r>
-      <w:r>
-        <w:rPr>
-          <w:position w:val="-3"/>
-          <w:sz w:val="16"/>
-        </w:rPr>
-        <w:t>m</w:t>
-      </w:r>
-      <w:r>
-        <w:rPr>
-          <w:spacing w:val="66"/>
-          <w:w w:val="150"/>
-          <w:position w:val="-3"/>
-          <w:sz w:val="16"/>
-        </w:rPr>
-        <w:t xml:space="preserve"> </w:t>
-      </w:r>
-      <w:r>
-        <w:rPr>
-          <w:spacing w:val="-10"/>
-          <w:sz w:val="16"/>
-        </w:rPr>
-        <w:t>1</w:t>
-      </w:r>
-    </w:p>
-    <w:p>
-      <w:pPr>
-        <w:spacing w:before="7" w:line="160" w:lineRule="exact"/>
-        <w:ind w:left="339"/>
-        <w:rPr>
-          <w:position w:val="9"/>
-          <w:sz w:val="13"/>
-        </w:rPr>
-      </w:pPr>
-      <w:r>
-        <w:br w:type="column"/>
-      </w:r>
-      <w:r>
-        <w:rPr>
-          <w:spacing w:val="-2"/>
-          <w:sz w:val="16"/>
-        </w:rPr>
-        <w:t>1+</w:t>
-      </w:r>
-      <w:r>
-        <w:rPr>
-          <w:spacing w:val="-2"/>
-          <w:position w:val="9"/>
-          <w:sz w:val="13"/>
-        </w:rPr>
-        <w:t>1</w:t>
-      </w:r>
-      <w:r>
-        <w:rPr>
-          <w:spacing w:val="-2"/>
-          <w:sz w:val="16"/>
-        </w:rPr>
-        <w:t>+</w:t>
-      </w:r>
-      <w:r>
-        <w:rPr>
-          <w:spacing w:val="-2"/>
-          <w:position w:val="9"/>
-          <w:sz w:val="13"/>
-        </w:rPr>
-        <w:t>1</w:t>
-      </w:r>
-      <w:r>
-        <w:rPr>
-          <w:spacing w:val="-2"/>
-          <w:sz w:val="16"/>
-        </w:rPr>
-        <w:t>+</w:t>
-      </w:r>
-      <w:r>
-        <w:rPr>
-          <w:spacing w:val="-2"/>
-          <w:position w:val="9"/>
-          <w:sz w:val="13"/>
-        </w:rPr>
-        <w:t>1</w:t>
-      </w:r>
-      <w:r>
-        <w:rPr>
-          <w:spacing w:val="-2"/>
-          <w:sz w:val="16"/>
-        </w:rPr>
-        <w:t>+</w:t>
-      </w:r>
-      <w:r>
-        <w:rPr>
-          <w:spacing w:val="-2"/>
-          <w:position w:val="9"/>
-          <w:sz w:val="13"/>
-        </w:rPr>
-        <w:t>1</w:t>
-      </w:r>
-      <w:r>
-        <w:rPr>
-          <w:spacing w:val="-2"/>
-          <w:sz w:val="16"/>
-        </w:rPr>
-        <w:t>+</w:t>
-      </w:r>
-      <w:r>
-        <w:rPr>
-          <w:spacing w:val="-2"/>
-          <w:position w:val="9"/>
-          <w:sz w:val="13"/>
-        </w:rPr>
-        <w:t>1</w:t>
-      </w:r>
-      <w:r>
-        <w:rPr>
-          <w:spacing w:val="-2"/>
-          <w:sz w:val="16"/>
-        </w:rPr>
-        <w:t>+</w:t>
-      </w:r>
-      <w:r>
-        <w:rPr>
-          <w:spacing w:val="-2"/>
-          <w:position w:val="9"/>
-          <w:sz w:val="13"/>
-        </w:rPr>
-        <w:t>1</w:t>
-      </w:r>
-      <w:r>
-        <w:rPr>
-          <w:spacing w:val="-2"/>
-          <w:sz w:val="16"/>
-        </w:rPr>
-        <w:t>+</w:t>
-      </w:r>
-      <w:r>
-        <w:rPr>
-          <w:spacing w:val="-2"/>
-          <w:position w:val="9"/>
-          <w:sz w:val="13"/>
-        </w:rPr>
-        <w:t>1</w:t>
-      </w:r>
-      <w:r>
-        <w:rPr>
-          <w:spacing w:val="-2"/>
-          <w:sz w:val="16"/>
-        </w:rPr>
-        <w:t>+</w:t>
-      </w:r>
-      <w:r>
-        <w:rPr>
-          <w:spacing w:val="19"/>
-          <w:sz w:val="16"/>
-        </w:rPr>
-        <w:t xml:space="preserve"> </w:t>
-      </w:r>
-      <w:r>
-        <w:rPr>
-          <w:spacing w:val="-10"/>
-          <w:position w:val="9"/>
-          <w:sz w:val="13"/>
-        </w:rPr>
-        <w:t>1</w:t>
-      </w:r>
-    </w:p>
-    <w:p>
-      <w:pPr>
-        <w:spacing w:line="20" w:lineRule="exact"/>
-        <w:ind w:left="508"/>
-        <w:rPr>
-          <w:sz w:val="2"/>
-        </w:rPr>
-      </w:pPr>
-      <w:r>
-        <w:rPr>
-          <w:noProof/>
-          <w:sz w:val="2"/>
-        </w:rPr>
-        <mc:AlternateContent>
-          <mc:Choice Requires="wpg">
-            <w:drawing>
-              <wp:inline distT="0" distB="0" distL="0" distR="0">
-                <wp:extent cx="43180" cy="6350"/>
-                <wp:effectExtent l="0" t="0" r="0" b="0"/>
-                <wp:docPr id="22" name="Group 22"/>
-                <wp:cNvGraphicFramePr>
-                  <a:graphicFrameLocks xmlns:a="http://schemas.openxmlformats.org/drawingml/2006/main"/>
-                </wp:cNvGraphicFramePr>
-                <a:graphic xmlns:a="http://schemas.openxmlformats.org/drawingml/2006/main">
-                  <a:graphicData uri="http://schemas.microsoft.com/office/word/2010/wordprocessingGroup">
-                    <wpg:wgp>
-                      <wpg:cNvGrpSpPr>
-                        <a:grpSpLocks/>
-                      </wpg:cNvGrpSpPr>
-                      <wpg:grpSpPr>
-                        <a:xfrm>
-                          <a:off x="0" y="0"/>
-                          <a:ext cx="43180" cy="6350"/>
-                          <a:chOff x="0" y="0"/>
-                          <a:chExt cx="43180" cy="6350"/>
-                        </a:xfrm>
-                      </wpg:grpSpPr>
-                      <wps:wsp>
-                        <wps:cNvPr id="23" name="Graphic 23"/>
-                        <wps:cNvSpPr/>
-                        <wps:spPr>
-                          <a:xfrm>
-                            <a:off x="0" y="0"/>
-                            <a:ext cx="43180" cy="6350"/>
-                          </a:xfrm>
-                          <a:custGeom>
-                            <a:avLst/>
-                            <a:gdLst/>
-                            <a:ahLst/>
-                            <a:cxnLst/>
-                            <a:rect l="l" t="t" r="r" b="b"/>
-                            <a:pathLst>
-                              <a:path w="43180" h="6350">
-                                <a:moveTo>
-                                  <a:pt x="42671" y="0"/>
-                                </a:moveTo>
-                                <a:lnTo>
-                                  <a:pt x="0" y="0"/>
-                                </a:lnTo>
-                                <a:lnTo>
-                                  <a:pt x="0" y="6096"/>
-                                </a:lnTo>
-                                <a:lnTo>
-                                  <a:pt x="42671" y="6096"/>
-                                </a:lnTo>
-                                <a:lnTo>
-                                  <a:pt x="42671" y="0"/>
-                                </a:lnTo>
-                                <a:close/>
-                              </a:path>
-                            </a:pathLst>
-                          </a:custGeom>
-                          <a:solidFill>
-                            <a:srgbClr val="000000"/>
-                          </a:solidFill>
-                        </wps:spPr>
-                        <wps:bodyPr wrap="square" lIns="0" tIns="0" rIns="0" bIns="0" rtlCol="0">
-                          <a:prstTxWarp prst="textNoShape">
-                            <a:avLst/>
-                          </a:prstTxWarp>
-                          <a:noAutofit/>
-                        </wps:bodyPr>
-                      </wps:wsp>
-                    </wpg:wgp>
-                  </a:graphicData>
-                </a:graphic>
-              </wp:inline>
-            </w:drawing>
-          </mc:Choice>
-          <mc:Fallback>
-            <w:pict>
-              <v:group w14:anchorId="4B70AD83" id="Group 22" o:spid="_x0000_s1026" style="width:3.4pt;height:.5pt;mso-position-horizontal-relative:char;mso-position-vertical-relative:line" coordsize="43180,6350" o:gfxdata="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">
-                <v:shape id="Graphic 23" o:spid="_x0000_s1027" style="position:absolute;width:43180;height:6350;visibility:visible;mso-wrap-style:square;v-text-anchor:top" coordsize="43180,6350" o:gfxdata="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" path="m42671,l,,,6096r42671,l42671,xe" fillcolor="black" stroked="f">
-                  <v:path arrowok="t"/>
-                </v:shape>
-                <w10:anchorlock/>
-              </v:group>
-            </w:pict>
-          </mc:Fallback>
-        </mc:AlternateContent>
-      </w:r>
-      <w:r>
-        <w:rPr>
-          <w:spacing w:val="73"/>
-          <w:sz w:val="2"/>
-        </w:rPr>
-        <w:t xml:space="preserve"> </w:t>
-      </w:r>
-      <w:r>
-        <w:rPr>
-          <w:noProof/>
-          <w:spacing w:val="73"/>
-          <w:sz w:val="2"/>
-        </w:rPr>
-        <mc:AlternateContent>
-          <mc:Choice Requires="wpg">
-            <w:drawing>
-              <wp:inline distT="0" distB="0" distL="0" distR="0">
-                <wp:extent cx="43180" cy="6350"/>
-                <wp:effectExtent l="0" t="0" r="0" b="0"/>
-                <wp:docPr id="24" name="Group 24"/>
-                <wp:cNvGraphicFramePr>
-                  <a:graphicFrameLocks xmlns:a="http://schemas.openxmlformats.org/drawingml/2006/main"/>
-                </wp:cNvGraphicFramePr>
-                <a:graphic xmlns:a="http://schemas.openxmlformats.org/drawingml/2006/main">
-                  <a:graphicData uri="http://schemas.microsoft.com/office/word/2010/wordprocessingGroup">
-                    <wpg:wgp>
-                      <wpg:cNvGrpSpPr>
-                        <a:grpSpLocks/>
-                      </wpg:cNvGrpSpPr>
-                      <wpg:grpSpPr>
-                        <a:xfrm>
-                          <a:off x="0" y="0"/>
-                          <a:ext cx="43180" cy="6350"/>
-                          <a:chOff x="0" y="0"/>
-                          <a:chExt cx="43180" cy="6350"/>
-                        </a:xfrm>
-                      </wpg:grpSpPr>
-                      <wps:wsp>
-                        <wps:cNvPr id="25" name="Graphic 25"/>
-                        <wps:cNvSpPr/>
-                        <wps:spPr>
-                          <a:xfrm>
-                            <a:off x="0" y="0"/>
-                            <a:ext cx="43180" cy="6350"/>
-                          </a:xfrm>
-                          <a:custGeom>
-                            <a:avLst/>
-                            <a:gdLst/>
-                            <a:ahLst/>
-                            <a:cxnLst/>
-                            <a:rect l="l" t="t" r="r" b="b"/>
-                            <a:pathLst>
-                              <a:path w="43180" h="6350">
-                                <a:moveTo>
-                                  <a:pt x="42672" y="0"/>
-                                </a:moveTo>
-                                <a:lnTo>
-                                  <a:pt x="0" y="0"/>
-                                </a:lnTo>
-                                <a:lnTo>
-                                  <a:pt x="0" y="6096"/>
-                                </a:lnTo>
-                                <a:lnTo>
-                                  <a:pt x="42672" y="6096"/>
-                                </a:lnTo>
-                                <a:lnTo>
-                                  <a:pt x="42672" y="0"/>
-                                </a:lnTo>
-                                <a:close/>
-                              </a:path>
-                            </a:pathLst>
-                          </a:custGeom>
-                          <a:solidFill>
-                            <a:srgbClr val="000000"/>
-                          </a:solidFill>
-                        </wps:spPr>
-                        <wps:bodyPr wrap="square" lIns="0" tIns="0" rIns="0" bIns="0" rtlCol="0">
-                          <a:prstTxWarp prst="textNoShape">
-                            <a:avLst/>
-                          </a:prstTxWarp>
-                          <a:noAutofit/>
-                        </wps:bodyPr>
-                      </wps:wsp>
-                    </wpg:wgp>
-                  </a:graphicData>
-                </a:graphic>
-              </wp:inline>
-            </w:drawing>
-          </mc:Choice>
-          <mc:Fallback>
-            <w:pict>
-              <v:group w14:anchorId="7E608A0B" id="Group 24" o:spid="_x0000_s1026" style="width:3.4pt;height:.5pt;mso-position-horizontal-relative:char;mso-position-vertical-relative:line" coordsize="43180,6350" o:gfxdata="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">
-                <v:shape id="Graphic 25" o:spid="_x0000_s1027" style="position:absolute;width:43180;height:6350;visibility:visible;mso-wrap-style:square;v-text-anchor:top" coordsize="43180,6350" o:gfxdata="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" path="m42672,l,,,6096r42672,l42672,xe" fillcolor="black" stroked="f">
-                  <v:path arrowok="t"/>
-                </v:shape>
-                <w10:anchorlock/>
-              </v:group>
-            </w:pict>
-          </mc:Fallback>
-        </mc:AlternateContent>
-      </w:r>
-      <w:r>
-        <w:rPr>
-          <w:spacing w:val="68"/>
-          <w:sz w:val="2"/>
-        </w:rPr>
-        <w:t xml:space="preserve"> </w:t>
-      </w:r>
-      <w:r>
-        <w:rPr>
-          <w:noProof/>
-          <w:spacing w:val="68"/>
-          <w:sz w:val="2"/>
-        </w:rPr>
-        <mc:AlternateContent>
-          <mc:Choice Requires="wpg">
-            <w:drawing>
-              <wp:inline distT="0" distB="0" distL="0" distR="0">
-                <wp:extent cx="43180" cy="6350"/>
-                <wp:effectExtent l="0" t="0" r="0" b="0"/>
-                <wp:docPr id="26" name="Group 26"/>
-                <wp:cNvGraphicFramePr>
-                  <a:graphicFrameLocks xmlns:a="http://schemas.openxmlformats.org/drawingml/2006/main"/>
-                </wp:cNvGraphicFramePr>
-                <a:graphic xmlns:a="http://schemas.openxmlformats.org/drawingml/2006/main">
-                  <a:graphicData uri="http://schemas.microsoft.com/office/word/2010/wordprocessingGroup">
-                    <wpg:wgp>
-                      <wpg:cNvGrpSpPr>
-                        <a:grpSpLocks/>
-                      </wpg:cNvGrpSpPr>
-                      <wpg:grpSpPr>
-                        <a:xfrm>
-                          <a:off x="0" y="0"/>
-                          <a:ext cx="43180" cy="6350"/>
-                          <a:chOff x="0" y="0"/>
-                          <a:chExt cx="43180" cy="6350"/>
-                        </a:xfrm>
-                      </wpg:grpSpPr>
-                      <wps:wsp>
-                        <wps:cNvPr id="27" name="Graphic 27"/>
-                        <wps:cNvSpPr/>
-                        <wps:spPr>
-                          <a:xfrm>
-                            <a:off x="0" y="0"/>
-                            <a:ext cx="43180" cy="6350"/>
-                          </a:xfrm>
-                          <a:custGeom>
-                            <a:avLst/>
-                            <a:gdLst/>
-                            <a:ahLst/>
-                            <a:cxnLst/>
-                            <a:rect l="l" t="t" r="r" b="b"/>
-                            <a:pathLst>
-                              <a:path w="43180" h="6350">
-                                <a:moveTo>
-                                  <a:pt x="42671" y="0"/>
-                                </a:moveTo>
-                                <a:lnTo>
-                                  <a:pt x="0" y="0"/>
-                                </a:lnTo>
-                                <a:lnTo>
-                                  <a:pt x="0" y="6096"/>
-                                </a:lnTo>
-                                <a:lnTo>
-                                  <a:pt x="42671" y="6096"/>
-                                </a:lnTo>
-                                <a:lnTo>
-                                  <a:pt x="42671" y="0"/>
-                                </a:lnTo>
-                                <a:close/>
-                              </a:path>
-                            </a:pathLst>
-                          </a:custGeom>
-                          <a:solidFill>
-                            <a:srgbClr val="000000"/>
-                          </a:solidFill>
-                        </wps:spPr>
-                        <wps:bodyPr wrap="square" lIns="0" tIns="0" rIns="0" bIns="0" rtlCol="0">
-                          <a:prstTxWarp prst="textNoShape">
-                            <a:avLst/>
-                          </a:prstTxWarp>
-                          <a:noAutofit/>
-                        </wps:bodyPr>
-                      </wps:wsp>
-                    </wpg:wgp>
-                  </a:graphicData>
-                </a:graphic>
-              </wp:inline>
-            </w:drawing>
-          </mc:Choice>
-          <mc:Fallback>
-            <w:pict>
-              <v:group w14:anchorId="7F440971" id="Group 26" o:spid="_x0000_s1026" style="width:3.4pt;height:.5pt;mso-position-horizontal-relative:char;mso-position-vertical-relative:line" coordsize="43180,6350" o:gfxdata="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">
-                <v:shape id="Graphic 27" o:spid="_x0000_s1027" style="position:absolute;width:43180;height:6350;visibility:visible;mso-wrap-style:square;v-text-anchor:top" coordsize="43180,6350" o:gfxdata="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" path="m42671,l,,,6096r42671,l42671,xe" fillcolor="black" stroked="f">
-                  <v:path arrowok="t"/>
-                </v:shape>
-                <w10:anchorlock/>
-              </v:group>
-            </w:pict>
-          </mc:Fallback>
-        </mc:AlternateContent>
-      </w:r>
-      <w:r>
-        <w:rPr>
-          <w:spacing w:val="68"/>
-          <w:sz w:val="2"/>
-        </w:rPr>
-        <w:t xml:space="preserve"> </w:t>
-      </w:r>
-      <w:r>
-        <w:rPr>
-          <w:noProof/>
-          <w:spacing w:val="68"/>
-          <w:sz w:val="2"/>
-        </w:rPr>
-        <mc:AlternateContent>
-          <mc:Choice Requires="wpg">
-            <w:drawing>
-              <wp:inline distT="0" distB="0" distL="0" distR="0">
-                <wp:extent cx="43180" cy="6350"/>
-                <wp:effectExtent l="0" t="0" r="0" b="0"/>
-                <wp:docPr id="28" name="Group 28"/>
-                <wp:cNvGraphicFramePr>
-                  <a:graphicFrameLocks xmlns:a="http://schemas.openxmlformats.org/drawingml/2006/main"/>
-                </wp:cNvGraphicFramePr>
-                <a:graphic xmlns:a="http://schemas.openxmlformats.org/drawingml/2006/main">
-                  <a:graphicData uri="http://schemas.microsoft.com/office/word/2010/wordprocessingGroup">
-                    <wpg:wgp>
-                      <wpg:cNvGrpSpPr>
-                        <a:grpSpLocks/>
-                      </wpg:cNvGrpSpPr>
-                      <wpg:grpSpPr>
-                        <a:xfrm>
-                          <a:off x="0" y="0"/>
-                          <a:ext cx="43180" cy="6350"/>
-                          <a:chOff x="0" y="0"/>
-                          <a:chExt cx="43180" cy="6350"/>
-                        </a:xfrm>
-                      </wpg:grpSpPr>
-                      <wps:wsp>
-                        <wps:cNvPr id="29" name="Graphic 29"/>
-                        <wps:cNvSpPr/>
-                        <wps:spPr>
-                          <a:xfrm>
-                            <a:off x="0" y="0"/>
-                            <a:ext cx="43180" cy="6350"/>
-                          </a:xfrm>
-                          <a:custGeom>
-                            <a:avLst/>
-                            <a:gdLst/>
-                            <a:ahLst/>
-                            <a:cxnLst/>
-                            <a:rect l="l" t="t" r="r" b="b"/>
-                            <a:pathLst>
-                              <a:path w="43180" h="6350">
-                                <a:moveTo>
-                                  <a:pt x="42672" y="0"/>
-                                </a:moveTo>
-                                <a:lnTo>
-                                  <a:pt x="0" y="0"/>
-                                </a:lnTo>
-                                <a:lnTo>
-                                  <a:pt x="0" y="6096"/>
-                                </a:lnTo>
-                                <a:lnTo>
-                                  <a:pt x="42672" y="6096"/>
-                                </a:lnTo>
-                                <a:lnTo>
-                                  <a:pt x="42672" y="0"/>
-                                </a:lnTo>
-                                <a:close/>
-                              </a:path>
-                            </a:pathLst>
-                          </a:custGeom>
-                          <a:solidFill>
-                            <a:srgbClr val="000000"/>
-                          </a:solidFill>
-                        </wps:spPr>
-                        <wps:bodyPr wrap="square" lIns="0" tIns="0" rIns="0" bIns="0" rtlCol="0">
-                          <a:prstTxWarp prst="textNoShape">
-                            <a:avLst/>
-                          </a:prstTxWarp>
-                          <a:noAutofit/>
-                        </wps:bodyPr>
-                      </wps:wsp>
-                    </wpg:wgp>
-                  </a:graphicData>
-                </a:graphic>
-              </wp:inline>
-            </w:drawing>
-          </mc:Choice>
-          <mc:Fallback>
-            <w:pict>
-              <v:group w14:anchorId="121D1E4B" id="Group 28" o:spid="_x0000_s1026" style="width:3.4pt;height:.5pt;mso-position-horizontal-relative:char;mso-position-vertical-relative:line" coordsize="43180,6350" o:gfxdata="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">
-                <v:shape id="Graphic 29" o:spid="_x0000_s1027" style="position:absolute;width:43180;height:6350;visibility:visible;mso-wrap-style:square;v-text-anchor:top" coordsize="43180,6350" o:gfxdata="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" path="m42672,l,,,6096r42672,l42672,xe" fillcolor="black" stroked="f">
-                  <v:path arrowok="t"/>
-                </v:shape>
-                <w10:anchorlock/>
-              </v:group>
-            </w:pict>
-          </mc:Fallback>
-        </mc:AlternateContent>
-      </w:r>
-      <w:r>
-        <w:rPr>
-          <w:spacing w:val="73"/>
-          <w:sz w:val="2"/>
-        </w:rPr>
-        <w:t xml:space="preserve"> </w:t>
-      </w:r>
-      <w:r>
-        <w:rPr>
-          <w:noProof/>
-          <w:spacing w:val="73"/>
-          <w:sz w:val="2"/>
-        </w:rPr>
-        <mc:AlternateContent>
-          <mc:Choice Requires="wpg">
-            <w:drawing>
-              <wp:inline distT="0" distB="0" distL="0" distR="0">
-                <wp:extent cx="43180" cy="6350"/>
-                <wp:effectExtent l="0" t="0" r="0" b="0"/>
-                <wp:docPr id="30" name="Group 30"/>
-                <wp:cNvGraphicFramePr>
-                  <a:graphicFrameLocks xmlns:a="http://schemas.openxmlformats.org/drawingml/2006/main"/>
-                </wp:cNvGraphicFramePr>
-                <a:graphic xmlns:a="http://schemas.openxmlformats.org/drawingml/2006/main">
-                  <a:graphicData uri="http://schemas.microsoft.com/office/word/2010/wordprocessingGroup">
-                    <wpg:wgp>
-                      <wpg:cNvGrpSpPr>
-                        <a:grpSpLocks/>
-                      </wpg:cNvGrpSpPr>
-                      <wpg:grpSpPr>
-                        <a:xfrm>
-                          <a:off x="0" y="0"/>
-                          <a:ext cx="43180" cy="6350"/>
-                          <a:chOff x="0" y="0"/>
-                          <a:chExt cx="43180" cy="6350"/>
-                        </a:xfrm>
-                      </wpg:grpSpPr>
-                      <wps:wsp>
-                        <wps:cNvPr id="31" name="Graphic 31"/>
-                        <wps:cNvSpPr/>
-                        <wps:spPr>
-                          <a:xfrm>
-                            <a:off x="0" y="0"/>
-                            <a:ext cx="43180" cy="6350"/>
-                          </a:xfrm>
-                          <a:custGeom>
-                            <a:avLst/>
-                            <a:gdLst/>
-                            <a:ahLst/>
-                            <a:cxnLst/>
-                            <a:rect l="l" t="t" r="r" b="b"/>
-                            <a:pathLst>
-                              <a:path w="43180" h="6350">
-                                <a:moveTo>
-                                  <a:pt x="42671" y="0"/>
-                                </a:moveTo>
-                                <a:lnTo>
-                                  <a:pt x="0" y="0"/>
-                                </a:lnTo>
-                                <a:lnTo>
-                                  <a:pt x="0" y="6096"/>
-                                </a:lnTo>
-                                <a:lnTo>
-                                  <a:pt x="42671" y="6096"/>
-                                </a:lnTo>
-                                <a:lnTo>
-                                  <a:pt x="42671" y="0"/>
-                                </a:lnTo>
-                                <a:close/>
-                              </a:path>
-                            </a:pathLst>
-                          </a:custGeom>
-                          <a:solidFill>
-                            <a:srgbClr val="000000"/>
-                          </a:solidFill>
-                        </wps:spPr>
-                        <wps:bodyPr wrap="square" lIns="0" tIns="0" rIns="0" bIns="0" rtlCol="0">
-                          <a:prstTxWarp prst="textNoShape">
-                            <a:avLst/>
-                          </a:prstTxWarp>
-                          <a:noAutofit/>
-                        </wps:bodyPr>
-                      </wps:wsp>
-                    </wpg:wgp>
-                  </a:graphicData>
-                </a:graphic>
-              </wp:inline>
-            </w:drawing>
-          </mc:Choice>
-          <mc:Fallback>
-            <w:pict>
-              <v:group w14:anchorId="1464C628" id="Group 30" o:spid="_x0000_s1026" style="width:3.4pt;height:.5pt;mso-position-horizontal-relative:char;mso-position-vertical-relative:line" coordsize="43180,6350" o:gfxdata="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">
-                <v:shape id="Graphic 31" o:spid="_x0000_s1027" style="position:absolute;width:43180;height:6350;visibility:visible;mso-wrap-style:square;v-text-anchor:top" coordsize="43180,6350" o:gfxdata="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" path="m42671,l,,,6096r42671,l42671,xe" fillcolor="black" stroked="f">
-                  <v:path arrowok="t"/>
-                </v:shape>
-                <w10:anchorlock/>
-              </v:group>
-            </w:pict>
-          </mc:Fallback>
-        </mc:AlternateContent>
-      </w:r>
-      <w:r>
-        <w:rPr>
-          <w:spacing w:val="68"/>
-          <w:sz w:val="2"/>
-        </w:rPr>
-        <w:t xml:space="preserve"> </w:t>
-      </w:r>
-      <w:r>
-        <w:rPr>
-          <w:noProof/>
-          <w:spacing w:val="68"/>
-          <w:sz w:val="2"/>
-        </w:rPr>
-        <mc:AlternateContent>
-          <mc:Choice Requires="wpg">
-            <w:drawing>
-              <wp:inline distT="0" distB="0" distL="0" distR="0">
-                <wp:extent cx="43180" cy="6350"/>
-                <wp:effectExtent l="0" t="0" r="0" b="0"/>
-                <wp:docPr id="32" name="Group 32"/>
-                <wp:cNvGraphicFramePr>
-                  <a:graphicFrameLocks xmlns:a="http://schemas.openxmlformats.org/drawingml/2006/main"/>
-                </wp:cNvGraphicFramePr>
-                <a:graphic xmlns:a="http://schemas.openxmlformats.org/drawingml/2006/main">
-                  <a:graphicData uri="http://schemas.microsoft.com/office/word/2010/wordprocessingGroup">
-                    <wpg:wgp>
-                      <wpg:cNvGrpSpPr>
-                        <a:grpSpLocks/>
-                      </wpg:cNvGrpSpPr>
-                      <wpg:grpSpPr>
-                        <a:xfrm>
-                          <a:off x="0" y="0"/>
-                          <a:ext cx="43180" cy="6350"/>
-                          <a:chOff x="0" y="0"/>
-                          <a:chExt cx="43180" cy="6350"/>
-                        </a:xfrm>
-                      </wpg:grpSpPr>
-                      <wps:wsp>
-                        <wps:cNvPr id="33" name="Graphic 33"/>
-                        <wps:cNvSpPr/>
-                        <wps:spPr>
-                          <a:xfrm>
-                            <a:off x="0" y="0"/>
-                            <a:ext cx="43180" cy="6350"/>
-                          </a:xfrm>
-                          <a:custGeom>
-                            <a:avLst/>
-                            <a:gdLst/>
-                            <a:ahLst/>
-                            <a:cxnLst/>
-                            <a:rect l="l" t="t" r="r" b="b"/>
-                            <a:pathLst>
-                              <a:path w="43180" h="6350">
-                                <a:moveTo>
-                                  <a:pt x="42672" y="0"/>
-                                </a:moveTo>
-                                <a:lnTo>
-                                  <a:pt x="0" y="0"/>
-                                </a:lnTo>
-                                <a:lnTo>
-                                  <a:pt x="0" y="6096"/>
-                                </a:lnTo>
-                                <a:lnTo>
-                                  <a:pt x="42672" y="6096"/>
-                                </a:lnTo>
-                                <a:lnTo>
-                                  <a:pt x="42672" y="0"/>
-                                </a:lnTo>
-                                <a:close/>
-                              </a:path>
-                            </a:pathLst>
-                          </a:custGeom>
-                          <a:solidFill>
-                            <a:srgbClr val="000000"/>
-                          </a:solidFill>
-                        </wps:spPr>
-                        <wps:bodyPr wrap="square" lIns="0" tIns="0" rIns="0" bIns="0" rtlCol="0">
-                          <a:prstTxWarp prst="textNoShape">
-                            <a:avLst/>
-                          </a:prstTxWarp>
-                          <a:noAutofit/>
-                        </wps:bodyPr>
-                      </wps:wsp>
-                    </wpg:wgp>
-                  </a:graphicData>
-                </a:graphic>
-              </wp:inline>
-            </w:drawing>
-          </mc:Choice>
-          <mc:Fallback>
-            <w:pict>
-              <v:group w14:anchorId="3E0B55A3" id="Group 32" o:spid="_x0000_s1026" style="width:3.4pt;height:.5pt;mso-position-horizontal-relative:char;mso-position-vertical-relative:line" coordsize="43180,6350" o:gfxdata="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">
-                <v:shape id="Graphic 33" o:spid="_x0000_s1027" style="position:absolute;width:43180;height:6350;visibility:visible;mso-wrap-style:square;v-text-anchor:top" coordsize="43180,6350" o:gfxdata="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" path="m42672,l,,,6096r42672,l42672,xe" fillcolor="black" stroked="f">
-                  <v:path arrowok="t"/>
-                </v:shape>
-                <w10:anchorlock/>
-              </v:group>
-            </w:pict>
-          </mc:Fallback>
-        </mc:AlternateContent>
-      </w:r>
-      <w:r>
-        <w:rPr>
-          <w:spacing w:val="68"/>
-          <w:sz w:val="2"/>
-        </w:rPr>
-        <w:t xml:space="preserve"> </w:t>
-      </w:r>
-      <w:r>
-        <w:rPr>
-          <w:noProof/>
-          <w:spacing w:val="68"/>
-          <w:sz w:val="2"/>
-        </w:rPr>
-        <mc:AlternateContent>
-          <mc:Choice Requires="wpg">
-            <w:drawing>
-              <wp:inline distT="0" distB="0" distL="0" distR="0">
-                <wp:extent cx="43180" cy="6350"/>
-                <wp:effectExtent l="0" t="0" r="0" b="0"/>
-                <wp:docPr id="34" name="Group 34"/>
-                <wp:cNvGraphicFramePr>
-                  <a:graphicFrameLocks xmlns:a="http://schemas.openxmlformats.org/drawingml/2006/main"/>
-                </wp:cNvGraphicFramePr>
-                <a:graphic xmlns:a="http://schemas.openxmlformats.org/drawingml/2006/main">
-                  <a:graphicData uri="http://schemas.microsoft.com/office/word/2010/wordprocessingGroup">
-                    <wpg:wgp>
-                      <wpg:cNvGrpSpPr>
-                        <a:grpSpLocks/>
-                      </wpg:cNvGrpSpPr>
-                      <wpg:grpSpPr>
-                        <a:xfrm>
-                          <a:off x="0" y="0"/>
-                          <a:ext cx="43180" cy="6350"/>
-                          <a:chOff x="0" y="0"/>
-                          <a:chExt cx="43180" cy="6350"/>
-                        </a:xfrm>
-                      </wpg:grpSpPr>
-                      <wps:wsp>
-                        <wps:cNvPr id="35" name="Graphic 35"/>
-                        <wps:cNvSpPr/>
-                        <wps:spPr>
-                          <a:xfrm>
-                            <a:off x="0" y="0"/>
-                            <a:ext cx="43180" cy="6350"/>
-                          </a:xfrm>
-                          <a:custGeom>
-                            <a:avLst/>
-                            <a:gdLst/>
-                            <a:ahLst/>
-                            <a:cxnLst/>
-                            <a:rect l="l" t="t" r="r" b="b"/>
-                            <a:pathLst>
-                              <a:path w="43180" h="6350">
-                                <a:moveTo>
-                                  <a:pt x="42672" y="0"/>
-                                </a:moveTo>
-                                <a:lnTo>
-                                  <a:pt x="0" y="0"/>
-                                </a:lnTo>
-                                <a:lnTo>
-                                  <a:pt x="0" y="6096"/>
-                                </a:lnTo>
-                                <a:lnTo>
-                                  <a:pt x="42672" y="6096"/>
-                                </a:lnTo>
-                                <a:lnTo>
-                                  <a:pt x="42672" y="0"/>
-                                </a:lnTo>
-                                <a:close/>
-                              </a:path>
-                            </a:pathLst>
-                          </a:custGeom>
-                          <a:solidFill>
-                            <a:srgbClr val="000000"/>
-                          </a:solidFill>
-                        </wps:spPr>
-                        <wps:bodyPr wrap="square" lIns="0" tIns="0" rIns="0" bIns="0" rtlCol="0">
-                          <a:prstTxWarp prst="textNoShape">
-                            <a:avLst/>
-                          </a:prstTxWarp>
-                          <a:noAutofit/>
-                        </wps:bodyPr>
-                      </wps:wsp>
-                    </wpg:wgp>
-                  </a:graphicData>
-                </a:graphic>
-              </wp:inline>
-            </w:drawing>
-          </mc:Choice>
-          <mc:Fallback>
-            <w:pict>
-              <v:group w14:anchorId="11AA6714" id="Group 34" o:spid="_x0000_s1026" style="width:3.4pt;height:.5pt;mso-position-horizontal-relative:char;mso-position-vertical-relative:line" coordsize="43180,6350" o:gfxdata="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">
-                <v:shape id="Graphic 35" o:spid="_x0000_s1027" style="position:absolute;width:43180;height:6350;visibility:visible;mso-wrap-style:square;v-text-anchor:top" coordsize="43180,6350" o:gfxdata="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" path="m42672,l,,,6096r42672,l42672,xe" fillcolor="black" stroked="f">
-                  <v:path arrowok="t"/>
-                </v:shape>
-                <w10:anchorlock/>
-              </v:group>
-            </w:pict>
-          </mc:Fallback>
-        </mc:AlternateContent>
-      </w:r>
-      <w:r>
-        <w:rPr>
-          <w:spacing w:val="111"/>
-          <w:sz w:val="2"/>
-        </w:rPr>
-        <w:t xml:space="preserve"> </w:t>
-      </w:r>
-      <w:r>
-        <w:rPr>
-          <w:noProof/>
-          <w:spacing w:val="111"/>
-          <w:sz w:val="2"/>
-        </w:rPr>
-        <mc:AlternateContent>
-          <mc:Choice Requires="wpg">
-            <w:drawing>
-              <wp:inline distT="0" distB="0" distL="0" distR="0">
-                <wp:extent cx="43180" cy="6350"/>
-                <wp:effectExtent l="0" t="0" r="0" b="0"/>
-                <wp:docPr id="36" name="Group 36"/>
-                <wp:cNvGraphicFramePr>
-                  <a:graphicFrameLocks xmlns:a="http://schemas.openxmlformats.org/drawingml/2006/main"/>
-                </wp:cNvGraphicFramePr>
-                <a:graphic xmlns:a="http://schemas.openxmlformats.org/drawingml/2006/main">
-                  <a:graphicData uri="http://schemas.microsoft.com/office/word/2010/wordprocessingGroup">
-                    <wpg:wgp>
-                      <wpg:cNvGrpSpPr>
-                        <a:grpSpLocks/>
-                      </wpg:cNvGrpSpPr>
-                      <wpg:grpSpPr>
-                        <a:xfrm>
-                          <a:off x="0" y="0"/>
-                          <a:ext cx="43180" cy="6350"/>
-                          <a:chOff x="0" y="0"/>
-                          <a:chExt cx="43180" cy="6350"/>
-                        </a:xfrm>
-                      </wpg:grpSpPr>
-                      <wps:wsp>
-                        <wps:cNvPr id="37" name="Graphic 37"/>
-                        <wps:cNvSpPr/>
-                        <wps:spPr>
-                          <a:xfrm>
-                            <a:off x="0" y="0"/>
-                            <a:ext cx="43180" cy="6350"/>
-                          </a:xfrm>
-                          <a:custGeom>
-                            <a:avLst/>
-                            <a:gdLst/>
-                            <a:ahLst/>
-                            <a:cxnLst/>
-                            <a:rect l="l" t="t" r="r" b="b"/>
-                            <a:pathLst>
-                              <a:path w="43180" h="6350">
-                                <a:moveTo>
-                                  <a:pt x="42671" y="0"/>
-                                </a:moveTo>
-                                <a:lnTo>
-                                  <a:pt x="0" y="0"/>
-                                </a:lnTo>
-                                <a:lnTo>
-                                  <a:pt x="0" y="6096"/>
-                                </a:lnTo>
-                                <a:lnTo>
-                                  <a:pt x="42671" y="6096"/>
-                                </a:lnTo>
-                                <a:lnTo>
-                                  <a:pt x="42671" y="0"/>
-                                </a:lnTo>
-                                <a:close/>
-                              </a:path>
-                            </a:pathLst>
-                          </a:custGeom>
-                          <a:solidFill>
-                            <a:srgbClr val="000000"/>
-                          </a:solidFill>
-                        </wps:spPr>
-                        <wps:bodyPr wrap="square" lIns="0" tIns="0" rIns="0" bIns="0" rtlCol="0">
-                          <a:prstTxWarp prst="textNoShape">
-                            <a:avLst/>
-                          </a:prstTxWarp>
-                          <a:noAutofit/>
-                        </wps:bodyPr>
-                      </wps:wsp>
-                    </wpg:wgp>
-                  </a:graphicData>
-                </a:graphic>
-              </wp:inline>
-            </w:drawing>
-          </mc:Choice>
-          <mc:Fallback>
-            <w:pict>
-              <v:group w14:anchorId="57242968" id="Group 36" o:spid="_x0000_s1026" style="width:3.4pt;height:.5pt;mso-position-horizontal-relative:char;mso-position-vertical-relative:line" coordsize="43180,6350" o:gfxdata="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">
-                <v:shape id="Graphic 37" o:spid="_x0000_s1027" style="position:absolute;width:43180;height:6350;visibility:visible;mso-wrap-style:square;v-text-anchor:top" coordsize="43180,6350" o:gfxdata="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" path="m42671,l,,,6096r42671,l42671,xe" fillcolor="black" stroked="f">
-                  <v:path arrowok="t"/>
-                </v:shape>
-                <w10:anchorlock/>
-              </v:group>
-            </w:pict>
-          </mc:Fallback>
-        </mc:AlternateContent>
-      </w:r>
-    </w:p>
-    <w:p>
-      <w:pPr>
-        <w:spacing w:line="20" w:lineRule="exact"/>
-        <w:rPr>
-          <w:sz w:val="2"/>
-        </w:rPr>
-        <w:sectPr>
-          <w:type w:val="continuous"/>
-          <w:pgSz w:w="11910" w:h="16840"/>
-          <w:pgMar w:top="1300" w:right="1133" w:bottom="1600" w:left="1417" w:header="0" w:footer="1118" w:gutter="0"/>
-          <w:cols w:num="2" w:space="720" w:equalWidth="0">
-            <w:col w:w="2705" w:space="40"/>
-            <w:col w:w="6615"/>
-          </w:cols>
-        </w:sectPr>
-      </w:pPr>
-    </w:p>
-    <w:p>
-      <w:pPr>
-        <w:pStyle w:val="BodyText"/>
-        <w:tabs>
-          <w:tab w:val="left" w:pos="5759"/>
-        </w:tabs>
-        <w:spacing w:line="169" w:lineRule="exact"/>
-        <w:ind w:right="263"/>
-        <w:jc w:val="center"/>
-      </w:pPr>
-      <w:r>
-        <w:rPr>
-          <w:noProof/>
-        </w:rPr>
-        <mc:AlternateContent>
-          <mc:Choice Requires="wps">
-            <w:drawing>
-              <wp:anchor distT="0" distB="0" distL="0" distR="0" simplePos="0" relativeHeight="485886976" behindDoc="1" locked="0" layoutInCell="1" allowOverlap="1">
-                <wp:simplePos x="0" y="0"/>
-                <wp:positionH relativeFrom="page">
-                  <wp:posOffset>2566416</wp:posOffset>
-                </wp:positionH>
-                <wp:positionV relativeFrom="paragraph">
-                  <wp:posOffset>81051</wp:posOffset>
-                </wp:positionV>
-                <wp:extent cx="52069" cy="9525"/>
-                <wp:effectExtent l="0" t="0" r="0" b="0"/>
-                <wp:wrapNone/>
-                <wp:docPr id="38" name="Graphic 38"/>
-                <wp:cNvGraphicFramePr>
-                  <a:graphicFrameLocks xmlns:a="http://schemas.openxmlformats.org/drawingml/2006/main"/>
-                </wp:cNvGraphicFramePr>
-                <a:graphic xmlns:a="http://schemas.openxmlformats.org/drawingml/2006/main">
-                  <a:graphicData uri="http://schemas.microsoft.com/office/word/2010/wordprocessingShape">
-                    <wps:wsp>
-                      <wps:cNvSpPr>
-                        <a:spLocks/>
-                      </wps:cNvSpPr>
-                      <wps:spPr>
-                        <a:xfrm>
-                          <a:off x="0" y="0"/>
-                          <a:ext cx="52069" cy="9525"/>
-                        </a:xfrm>
-                        <a:custGeom>
-                          <a:avLst/>
-                          <a:gdLst/>
-                          <a:ahLst/>
-                          <a:cxnLst/>
-                          <a:rect l="l" t="t" r="r" b="b"/>
-                          <a:pathLst>
-                            <a:path w="52069" h="9525">
-                              <a:moveTo>
-                                <a:pt x="51815" y="0"/>
-                              </a:moveTo>
-                              <a:lnTo>
-                                <a:pt x="0" y="0"/>
-                              </a:lnTo>
-                              <a:lnTo>
-                                <a:pt x="0" y="9143"/>
-                              </a:lnTo>
-                              <a:lnTo>
-                                <a:pt x="51815" y="9143"/>
-                              </a:lnTo>
-                              <a:lnTo>
-                                <a:pt x="51815" y="0"/>
-                              </a:lnTo>
-                              <a:close/>
-                            </a:path>
-                          </a:pathLst>
-                        </a:custGeom>
-                        <a:solidFill>
-                          <a:srgbClr val="000000"/>
-                        </a:solidFill>
-                      </wps:spPr>
-                      <wps:bodyPr wrap="square" lIns="0" tIns="0" rIns="0" bIns="0" rtlCol="0">
-                        <a:prstTxWarp prst="textNoShape">
-                          <a:avLst/>
-                        </a:prstTxWarp>
-                        <a:noAutofit/>
-                      </wps:bodyPr>
-                    </wps:wsp>
-                  </a:graphicData>
-                </a:graphic>
-              </wp:anchor>
-            </w:drawing>
-          </mc:Choice>
-          <mc:Fallback>
-            <w:pict>
-              <v:shape w14:anchorId="5150F7EF" id="Graphic 38" o:spid="_x0000_s1026" style="position:absolute;margin-left:202.1pt;margin-top:6.4pt;width:4.1pt;height:.75pt;z-index:-17429504;visibility:visible;mso-wrap-style:square;mso-wrap-distance-left:0;mso-wrap-distance-top:0;mso-wrap-distance-right:0;mso-wrap-distance-bottom:0;mso-position-horizontal:absolute;mso-position-horizontal-relative:page;mso-position-vertical:absolute;mso-position-vertical-relative:text;v-text-anchor:top" coordsize="52069,9525" o:gfxdata="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" path="m51815,l,,,9143r51815,l51815,xe" fillcolor="black" stroked="f">
-                <v:path arrowok="t"/>
-                <w10:wrap anchorx="page"/>
-              </v:shape>
-            </w:pict>
-          </mc:Fallback>
-        </mc:AlternateContent>
-      </w:r>
-      <w:r>
-        <w:rPr>
-          <w:w w:val="105"/>
-        </w:rPr>
-        <w:t>w1=</w:t>
-      </w:r>
-      <w:r>
-        <w:rPr>
-          <w:spacing w:val="-21"/>
-          <w:w w:val="105"/>
-        </w:rPr>
-        <w:t xml:space="preserve"> </w:t>
-      </w:r>
-      <w:r>
-        <w:rPr>
-          <w:noProof/>
-          <w:spacing w:val="-18"/>
-          <w:position w:val="6"/>
-        </w:rPr>
-        <w:drawing>
-          <wp:inline distT="0" distB="0" distL="0" distR="0">
-            <wp:extent cx="79248" cy="9143"/>
-            <wp:effectExtent l="0" t="0" r="0" b="0"/>
-            <wp:docPr id="39" name="Image 39"/>
-            <wp:cNvGraphicFramePr>
-              <a:graphicFrameLocks xmlns:a="http://schemas.openxmlformats.org/drawingml/2006/main"/>
-            </wp:cNvGraphicFramePr>
-            <a:graphic xmlns:a="http://schemas.openxmlformats.org/drawingml/2006/main">
-              <a:graphicData uri="http://schemas.openxmlformats.org/drawingml/2006/picture">
-                <pic:pic xmlns:pic="http://schemas.openxmlformats.org/drawingml/2006/picture">
-                  <pic:nvPicPr>
-                    <pic:cNvPr id="39" name="Image 39"/>
-                    <pic:cNvPicPr/>
-                  </pic:nvPicPr>
-                  <pic:blipFill>
-                    <a:blip r:embed="rId21" cstate="print"/>
-                    <a:stretch>
-                      <a:fillRect/>
-                    </a:stretch>
-                  </pic:blipFill>
-                  <pic:spPr>
-                    <a:xfrm>
-                      <a:off x="0" y="0"/>
-                      <a:ext cx="79248" cy="9143"/>
-                    </a:xfrm>
-                    <a:prstGeom prst="rect">
-                      <a:avLst/>
-                    </a:prstGeom>
-                  </pic:spPr>
-                </pic:pic>
-              </a:graphicData>
-            </a:graphic>
-          </wp:inline>
-        </w:drawing>
-      </w:r>
-      <w:r>
-        <w:rPr>
-          <w:spacing w:val="73"/>
-          <w:w w:val="105"/>
-          <w:position w:val="1"/>
-        </w:rPr>
-        <w:t xml:space="preserve"> </w:t>
-      </w:r>
-      <w:r>
-        <w:rPr>
-          <w:rFonts w:ascii="Cambria Math" w:hAnsi="Cambria Math"/>
-          <w:w w:val="105"/>
-          <w:position w:val="1"/>
-        </w:rPr>
-        <w:t>∑</w:t>
-      </w:r>
-      <w:r>
-        <w:rPr>
-          <w:w w:val="105"/>
-          <w:position w:val="-4"/>
-          <w:sz w:val="16"/>
-        </w:rPr>
-        <w:t>i=k</w:t>
-      </w:r>
-      <w:r>
-        <w:rPr>
-          <w:spacing w:val="31"/>
-          <w:w w:val="105"/>
-          <w:position w:val="-4"/>
-          <w:sz w:val="16"/>
-        </w:rPr>
-        <w:t xml:space="preserve">  </w:t>
-      </w:r>
-      <w:r>
-        <w:rPr>
-          <w:w w:val="105"/>
-        </w:rPr>
-        <w:t>=</w:t>
-      </w:r>
-      <w:r>
-        <w:rPr>
-          <w:spacing w:val="22"/>
-          <w:w w:val="110"/>
-        </w:rPr>
-        <w:t xml:space="preserve"> </w:t>
-      </w:r>
-      <w:r>
-        <w:rPr>
-          <w:rFonts w:ascii="Cambria Math" w:hAnsi="Cambria Math"/>
-          <w:w w:val="110"/>
-        </w:rPr>
-        <w:t>(</w:t>
-      </w:r>
-      <w:r>
-        <w:rPr>
-          <w:spacing w:val="77"/>
-          <w:w w:val="150"/>
-          <w:u w:val="single"/>
-        </w:rPr>
-        <w:t xml:space="preserve"> </w:t>
-      </w:r>
-      <w:r>
-        <w:rPr>
-          <w:w w:val="105"/>
-          <w:u w:val="single"/>
-          <w:vertAlign w:val="superscript"/>
-        </w:rPr>
-        <w:t>2</w:t>
-      </w:r>
-      <w:r>
-        <w:rPr>
-          <w:spacing w:val="27"/>
-          <w:w w:val="105"/>
-          <w:u w:val="single"/>
-        </w:rPr>
-        <w:t xml:space="preserve"> </w:t>
-      </w:r>
-      <w:r>
-        <w:rPr>
-          <w:w w:val="105"/>
-          <w:u w:val="single"/>
-          <w:vertAlign w:val="superscript"/>
-        </w:rPr>
-        <w:t>3</w:t>
-      </w:r>
-      <w:r>
-        <w:rPr>
-          <w:spacing w:val="28"/>
-          <w:w w:val="105"/>
-          <w:u w:val="single"/>
-        </w:rPr>
-        <w:t xml:space="preserve"> </w:t>
-      </w:r>
-      <w:r>
-        <w:rPr>
-          <w:w w:val="105"/>
-          <w:u w:val="single"/>
-          <w:vertAlign w:val="superscript"/>
-        </w:rPr>
-        <w:t>4</w:t>
-      </w:r>
-      <w:r>
-        <w:rPr>
-          <w:spacing w:val="27"/>
-          <w:w w:val="105"/>
-          <w:u w:val="single"/>
-        </w:rPr>
-        <w:t xml:space="preserve"> </w:t>
-      </w:r>
-      <w:r>
-        <w:rPr>
-          <w:w w:val="105"/>
-          <w:u w:val="single"/>
-          <w:vertAlign w:val="superscript"/>
-        </w:rPr>
-        <w:t>5</w:t>
-      </w:r>
-      <w:r>
-        <w:rPr>
-          <w:spacing w:val="28"/>
-          <w:w w:val="105"/>
-          <w:u w:val="single"/>
-        </w:rPr>
-        <w:t xml:space="preserve"> </w:t>
-      </w:r>
-      <w:r>
-        <w:rPr>
-          <w:w w:val="105"/>
-          <w:u w:val="single"/>
-          <w:vertAlign w:val="superscript"/>
-        </w:rPr>
-        <w:t>6</w:t>
-      </w:r>
-      <w:r>
-        <w:rPr>
-          <w:spacing w:val="27"/>
-          <w:w w:val="105"/>
-          <w:u w:val="single"/>
-        </w:rPr>
-        <w:t xml:space="preserve"> </w:t>
-      </w:r>
-      <w:r>
-        <w:rPr>
-          <w:w w:val="105"/>
-          <w:u w:val="single"/>
-          <w:vertAlign w:val="superscript"/>
-        </w:rPr>
-        <w:t>7</w:t>
-      </w:r>
-      <w:r>
-        <w:rPr>
-          <w:spacing w:val="28"/>
-          <w:w w:val="105"/>
-          <w:u w:val="single"/>
-        </w:rPr>
-        <w:t xml:space="preserve"> </w:t>
-      </w:r>
-      <w:r>
-        <w:rPr>
-          <w:w w:val="105"/>
-          <w:u w:val="single"/>
-          <w:vertAlign w:val="superscript"/>
-        </w:rPr>
-        <w:t>8</w:t>
-      </w:r>
-      <w:r>
-        <w:rPr>
-          <w:spacing w:val="65"/>
-          <w:w w:val="105"/>
-          <w:u w:val="single"/>
-        </w:rPr>
-        <w:t xml:space="preserve"> </w:t>
-      </w:r>
-      <w:r>
-        <w:rPr>
-          <w:w w:val="105"/>
-          <w:u w:val="single"/>
-          <w:vertAlign w:val="superscript"/>
-        </w:rPr>
-        <w:t>9</w:t>
-      </w:r>
-      <w:r>
-        <w:rPr>
-          <w:rFonts w:ascii="Cambria Math" w:hAnsi="Cambria Math"/>
-          <w:w w:val="105"/>
-        </w:rPr>
-        <w:t>)</w:t>
-      </w:r>
-      <w:r>
-        <w:rPr>
-          <w:rFonts w:ascii="Cambria Math" w:hAnsi="Cambria Math"/>
-          <w:spacing w:val="-13"/>
-          <w:w w:val="105"/>
-        </w:rPr>
-        <w:t xml:space="preserve"> </w:t>
-      </w:r>
-      <w:r>
-        <w:rPr>
-          <w:w w:val="105"/>
-        </w:rPr>
-        <w:t>=</w:t>
-      </w:r>
-      <w:r>
-        <w:rPr>
-          <w:spacing w:val="-6"/>
-          <w:w w:val="105"/>
-        </w:rPr>
-        <w:t xml:space="preserve"> </w:t>
-      </w:r>
-      <w:r>
-        <w:rPr>
-          <w:spacing w:val="-2"/>
-          <w:w w:val="105"/>
-        </w:rPr>
-        <w:t>0.3143</w:t>
-      </w:r>
-      <w:r>
-        <w:tab/>
-      </w:r>
-      <w:r>
-        <w:rPr>
-          <w:spacing w:val="-5"/>
-          <w:w w:val="105"/>
-        </w:rPr>
-        <w:t>(5)</w:t>
-      </w:r>
-    </w:p>
-    <w:p>
-      <w:pPr>
-        <w:pStyle w:val="BodyText"/>
-        <w:spacing w:line="169" w:lineRule="exact"/>
-        <w:jc w:val="center"/>
-        <w:sectPr>
-          <w:type w:val="continuous"/>
-          <w:pgSz w:w="11910" w:h="16840"/>
-          <w:pgMar w:top="1300" w:right="1133" w:bottom="1600" w:left="1417" w:header="0" w:footer="1118" w:gutter="0"/>
-          <w:cols w:space="720"/>
-        </w:sectPr>
-      </w:pPr>
-    </w:p>
-    <w:p>
-      <w:pPr>
-        <w:tabs>
-          <w:tab w:val="right" w:pos="2704"/>
-        </w:tabs>
-        <w:spacing w:line="176" w:lineRule="exact"/>
-        <w:ind w:left="1965"/>
-        <w:rPr>
-          <w:sz w:val="16"/>
-        </w:rPr>
-      </w:pPr>
-      <w:r>
-        <w:rPr>
-          <w:spacing w:val="-10"/>
-          <w:sz w:val="16"/>
-        </w:rPr>
-        <w:t>m</w:t>
-      </w:r>
-      <w:r>
-        <w:rPr>
-          <w:sz w:val="16"/>
-        </w:rPr>
-        <w:tab/>
-      </w:r>
-      <w:r>
-        <w:rPr>
-          <w:spacing w:val="-10"/>
-          <w:sz w:val="16"/>
-        </w:rPr>
-        <w:t>1</w:t>
-      </w:r>
-    </w:p>
-    <w:p>
-      <w:pPr>
-        <w:tabs>
-          <w:tab w:val="left" w:pos="2429"/>
-          <w:tab w:val="right" w:pos="2759"/>
-        </w:tabs>
-        <w:spacing w:before="176" w:line="60" w:lineRule="exact"/>
-        <w:ind w:left="2042"/>
-        <w:rPr>
-          <w:sz w:val="16"/>
-        </w:rPr>
-      </w:pPr>
-      <w:r>
-        <w:rPr>
-          <w:spacing w:val="-10"/>
-          <w:sz w:val="16"/>
-        </w:rPr>
-        <w:t>1</w:t>
-      </w:r>
-      <w:r>
-        <w:rPr>
-          <w:sz w:val="16"/>
-        </w:rPr>
-        <w:tab/>
-      </w:r>
-      <w:r>
-        <w:rPr>
-          <w:spacing w:val="-10"/>
-          <w:position w:val="-3"/>
-          <w:sz w:val="16"/>
-        </w:rPr>
-        <w:t>m</w:t>
-      </w:r>
-      <w:r>
-        <w:rPr>
-          <w:position w:val="-3"/>
-          <w:sz w:val="16"/>
-        </w:rPr>
-        <w:tab/>
-      </w:r>
-      <w:r>
-        <w:rPr>
-          <w:spacing w:val="-10"/>
-          <w:sz w:val="16"/>
-        </w:rPr>
-        <w:t>1</w:t>
-      </w:r>
-    </w:p>
-    <w:p>
-      <w:pPr>
-        <w:spacing w:line="176" w:lineRule="exact"/>
-        <w:ind w:left="925"/>
-        <w:rPr>
-          <w:sz w:val="16"/>
-        </w:rPr>
-      </w:pPr>
-      <w:r>
-        <w:br w:type="column"/>
-      </w:r>
-      <w:r>
-        <w:rPr>
-          <w:spacing w:val="-10"/>
-          <w:sz w:val="16"/>
-        </w:rPr>
-        <w:t>9</w:t>
-      </w:r>
-    </w:p>
-    <w:p>
-      <w:pPr>
-        <w:spacing w:before="75" w:line="160" w:lineRule="exact"/>
-        <w:ind w:left="339"/>
-        <w:rPr>
-          <w:position w:val="9"/>
-          <w:sz w:val="13"/>
-        </w:rPr>
-      </w:pPr>
-      <w:r>
-        <w:rPr>
-          <w:spacing w:val="-2"/>
-          <w:sz w:val="16"/>
-        </w:rPr>
-        <w:t>0+</w:t>
-      </w:r>
-      <w:r>
-        <w:rPr>
-          <w:spacing w:val="-2"/>
-          <w:position w:val="9"/>
-          <w:sz w:val="13"/>
-        </w:rPr>
-        <w:t>1</w:t>
-      </w:r>
-      <w:r>
-        <w:rPr>
-          <w:spacing w:val="-2"/>
-          <w:sz w:val="16"/>
-        </w:rPr>
-        <w:t>+</w:t>
-      </w:r>
-      <w:r>
-        <w:rPr>
-          <w:spacing w:val="-2"/>
-          <w:position w:val="9"/>
-          <w:sz w:val="13"/>
-        </w:rPr>
-        <w:t>1</w:t>
-      </w:r>
-      <w:r>
-        <w:rPr>
-          <w:spacing w:val="-2"/>
-          <w:sz w:val="16"/>
-        </w:rPr>
-        <w:t>+</w:t>
-      </w:r>
-      <w:r>
-        <w:rPr>
-          <w:spacing w:val="-2"/>
-          <w:position w:val="9"/>
-          <w:sz w:val="13"/>
-        </w:rPr>
-        <w:t>1</w:t>
-      </w:r>
-      <w:r>
-        <w:rPr>
-          <w:spacing w:val="-2"/>
-          <w:sz w:val="16"/>
-        </w:rPr>
-        <w:t>+</w:t>
-      </w:r>
-      <w:r>
-        <w:rPr>
-          <w:spacing w:val="-2"/>
-          <w:position w:val="9"/>
-          <w:sz w:val="13"/>
-        </w:rPr>
-        <w:t>1</w:t>
-      </w:r>
-      <w:r>
-        <w:rPr>
-          <w:spacing w:val="-2"/>
-          <w:sz w:val="16"/>
-        </w:rPr>
-        <w:t>+</w:t>
-      </w:r>
-      <w:r>
-        <w:rPr>
-          <w:spacing w:val="-2"/>
-          <w:position w:val="9"/>
-          <w:sz w:val="13"/>
-        </w:rPr>
-        <w:t>1</w:t>
-      </w:r>
-      <w:r>
-        <w:rPr>
-          <w:spacing w:val="-2"/>
-          <w:sz w:val="16"/>
-        </w:rPr>
-        <w:t>+</w:t>
-      </w:r>
-      <w:r>
-        <w:rPr>
-          <w:spacing w:val="-2"/>
-          <w:position w:val="9"/>
-          <w:sz w:val="13"/>
-        </w:rPr>
-        <w:t>1</w:t>
-      </w:r>
-      <w:r>
-        <w:rPr>
-          <w:spacing w:val="-2"/>
-          <w:sz w:val="16"/>
-        </w:rPr>
-        <w:t>+</w:t>
-      </w:r>
-      <w:r>
-        <w:rPr>
-          <w:spacing w:val="-2"/>
-          <w:position w:val="9"/>
-          <w:sz w:val="13"/>
-        </w:rPr>
-        <w:t>1</w:t>
-      </w:r>
-      <w:r>
-        <w:rPr>
-          <w:spacing w:val="-2"/>
-          <w:sz w:val="16"/>
-        </w:rPr>
-        <w:t>+</w:t>
-      </w:r>
-      <w:r>
-        <w:rPr>
-          <w:spacing w:val="19"/>
-          <w:sz w:val="16"/>
-        </w:rPr>
-        <w:t xml:space="preserve"> </w:t>
-      </w:r>
-      <w:r>
-        <w:rPr>
-          <w:spacing w:val="-10"/>
-          <w:position w:val="9"/>
-          <w:sz w:val="13"/>
-        </w:rPr>
-        <w:t>1</w:t>
-      </w:r>
-    </w:p>
-    <w:p>
-      <w:pPr>
-        <w:spacing w:line="20" w:lineRule="exact"/>
-        <w:ind w:left="511"/>
-        <w:rPr>
-          <w:sz w:val="2"/>
-        </w:rPr>
-      </w:pPr>
-      <w:r>
-        <w:rPr>
-          <w:noProof/>
-          <w:sz w:val="2"/>
-        </w:rPr>
-        <mc:AlternateContent>
-          <mc:Choice Requires="wpg">
-            <w:drawing>
-              <wp:inline distT="0" distB="0" distL="0" distR="0">
-                <wp:extent cx="43180" cy="6350"/>
-                <wp:effectExtent l="0" t="0" r="0" b="0"/>
-                <wp:docPr id="40" name="Group 40"/>
-                <wp:cNvGraphicFramePr>
-                  <a:graphicFrameLocks xmlns:a="http://schemas.openxmlformats.org/drawingml/2006/main"/>
-                </wp:cNvGraphicFramePr>
-                <a:graphic xmlns:a="http://schemas.openxmlformats.org/drawingml/2006/main">
-                  <a:graphicData uri="http://schemas.microsoft.com/office/word/2010/wordprocessingGroup">
-                    <wpg:wgp>
-                      <wpg:cNvGrpSpPr>
-                        <a:grpSpLocks/>
-                      </wpg:cNvGrpSpPr>
-                      <wpg:grpSpPr>
-                        <a:xfrm>
-                          <a:off x="0" y="0"/>
-                          <a:ext cx="43180" cy="6350"/>
-                          <a:chOff x="0" y="0"/>
-                          <a:chExt cx="43180" cy="6350"/>
-                        </a:xfrm>
-                      </wpg:grpSpPr>
-                      <wps:wsp>
-                        <wps:cNvPr id="41" name="Graphic 41"/>
-                        <wps:cNvSpPr/>
-                        <wps:spPr>
-                          <a:xfrm>
-                            <a:off x="0" y="0"/>
-                            <a:ext cx="43180" cy="6350"/>
-                          </a:xfrm>
-                          <a:custGeom>
-                            <a:avLst/>
-                            <a:gdLst/>
-                            <a:ahLst/>
-                            <a:cxnLst/>
-                            <a:rect l="l" t="t" r="r" b="b"/>
-                            <a:pathLst>
-                              <a:path w="43180" h="6350">
-                                <a:moveTo>
-                                  <a:pt x="42671" y="0"/>
-                                </a:moveTo>
-                                <a:lnTo>
-                                  <a:pt x="0" y="0"/>
-                                </a:lnTo>
-                                <a:lnTo>
-                                  <a:pt x="0" y="6096"/>
-                                </a:lnTo>
-                                <a:lnTo>
-                                  <a:pt x="42671" y="6096"/>
-                                </a:lnTo>
-                                <a:lnTo>
-                                  <a:pt x="42671" y="0"/>
-                                </a:lnTo>
-                                <a:close/>
-                              </a:path>
-                            </a:pathLst>
-                          </a:custGeom>
-                          <a:solidFill>
-                            <a:srgbClr val="000000"/>
-                          </a:solidFill>
-                        </wps:spPr>
-                        <wps:bodyPr wrap="square" lIns="0" tIns="0" rIns="0" bIns="0" rtlCol="0">
-                          <a:prstTxWarp prst="textNoShape">
-                            <a:avLst/>
-                          </a:prstTxWarp>
-                          <a:noAutofit/>
-                        </wps:bodyPr>
-                      </wps:wsp>
-                    </wpg:wgp>
-                  </a:graphicData>
-                </a:graphic>
-              </wp:inline>
-            </w:drawing>
-          </mc:Choice>
-          <mc:Fallback>
-            <w:pict>
-              <v:group w14:anchorId="1D505D02" id="Group 40" o:spid="_x0000_s1026" style="width:3.4pt;height:.5pt;mso-position-horizontal-relative:char;mso-position-vertical-relative:line" coordsize="43180,6350" o:gfxdata="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">
-                <v:shape id="Graphic 41" o:spid="_x0000_s1027" style="position:absolute;width:43180;height:6350;visibility:visible;mso-wrap-style:square;v-text-anchor:top" coordsize="43180,6350" o:gfxdata="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" path="m42671,l,,,6096r42671,l42671,xe" fillcolor="black" stroked="f">
-                  <v:path arrowok="t"/>
-                </v:shape>
-                <w10:anchorlock/>
-              </v:group>
-            </w:pict>
-          </mc:Fallback>
-        </mc:AlternateContent>
-      </w:r>
-      <w:r>
-        <w:rPr>
-          <w:spacing w:val="68"/>
-          <w:sz w:val="2"/>
-        </w:rPr>
-        <w:t xml:space="preserve"> </w:t>
-      </w:r>
-      <w:r>
-        <w:rPr>
-          <w:noProof/>
-          <w:spacing w:val="68"/>
-          <w:sz w:val="2"/>
-        </w:rPr>
-        <mc:AlternateContent>
-          <mc:Choice Requires="wpg">
-            <w:drawing>
-              <wp:inline distT="0" distB="0" distL="0" distR="0">
-                <wp:extent cx="43180" cy="6350"/>
-                <wp:effectExtent l="0" t="0" r="0" b="0"/>
-                <wp:docPr id="42" name="Group 42"/>
-                <wp:cNvGraphicFramePr>
-                  <a:graphicFrameLocks xmlns:a="http://schemas.openxmlformats.org/drawingml/2006/main"/>
-                </wp:cNvGraphicFramePr>
-                <a:graphic xmlns:a="http://schemas.openxmlformats.org/drawingml/2006/main">
-                  <a:graphicData uri="http://schemas.microsoft.com/office/word/2010/wordprocessingGroup">
-                    <wpg:wgp>
-                      <wpg:cNvGrpSpPr>
-                        <a:grpSpLocks/>
-                      </wpg:cNvGrpSpPr>
-                      <wpg:grpSpPr>
-                        <a:xfrm>
-                          <a:off x="0" y="0"/>
-                          <a:ext cx="43180" cy="6350"/>
-                          <a:chOff x="0" y="0"/>
-                          <a:chExt cx="43180" cy="6350"/>
-                        </a:xfrm>
-                      </wpg:grpSpPr>
-                      <wps:wsp>
-                        <wps:cNvPr id="43" name="Graphic 43"/>
-                        <wps:cNvSpPr/>
-                        <wps:spPr>
-                          <a:xfrm>
-                            <a:off x="0" y="0"/>
-                            <a:ext cx="43180" cy="6350"/>
-                          </a:xfrm>
-                          <a:custGeom>
-                            <a:avLst/>
-                            <a:gdLst/>
-                            <a:ahLst/>
-                            <a:cxnLst/>
-                            <a:rect l="l" t="t" r="r" b="b"/>
-                            <a:pathLst>
-                              <a:path w="43180" h="6350">
-                                <a:moveTo>
-                                  <a:pt x="42671" y="0"/>
-                                </a:moveTo>
-                                <a:lnTo>
-                                  <a:pt x="0" y="0"/>
-                                </a:lnTo>
-                                <a:lnTo>
-                                  <a:pt x="0" y="6096"/>
-                                </a:lnTo>
-                                <a:lnTo>
-                                  <a:pt x="42671" y="6096"/>
-                                </a:lnTo>
-                                <a:lnTo>
-                                  <a:pt x="42671" y="0"/>
-                                </a:lnTo>
-                                <a:close/>
-                              </a:path>
-                            </a:pathLst>
-                          </a:custGeom>
-                          <a:solidFill>
-                            <a:srgbClr val="000000"/>
-                          </a:solidFill>
-                        </wps:spPr>
-                        <wps:bodyPr wrap="square" lIns="0" tIns="0" rIns="0" bIns="0" rtlCol="0">
-                          <a:prstTxWarp prst="textNoShape">
-                            <a:avLst/>
-                          </a:prstTxWarp>
-                          <a:noAutofit/>
-                        </wps:bodyPr>
-                      </wps:wsp>
-                    </wpg:wgp>
-                  </a:graphicData>
-                </a:graphic>
-              </wp:inline>
-            </w:drawing>
-          </mc:Choice>
-          <mc:Fallback>
-            <w:pict>
-              <v:group w14:anchorId="2E01D5D4" id="Group 42" o:spid="_x0000_s1026" style="width:3.4pt;height:.5pt;mso-position-horizontal-relative:char;mso-position-vertical-relative:line" coordsize="43180,6350" o:gfxdata="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">
-                <v:shape id="Graphic 43" o:spid="_x0000_s1027" style="position:absolute;width:43180;height:6350;visibility:visible;mso-wrap-style:square;v-text-anchor:top" coordsize="43180,6350" o:gfxdata="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" path="m42671,l,,,6096r42671,l42671,xe" fillcolor="black" stroked="f">
-                  <v:path arrowok="t"/>
-                </v:shape>
-                <w10:anchorlock/>
-              </v:group>
-            </w:pict>
-          </mc:Fallback>
-        </mc:AlternateContent>
-      </w:r>
-      <w:r>
-        <w:rPr>
-          <w:spacing w:val="68"/>
-          <w:sz w:val="2"/>
-        </w:rPr>
-        <w:t xml:space="preserve"> </w:t>
-      </w:r>
-      <w:r>
-        <w:rPr>
-          <w:noProof/>
-          <w:spacing w:val="68"/>
-          <w:sz w:val="2"/>
-        </w:rPr>
-        <mc:AlternateContent>
-          <mc:Choice Requires="wpg">
-            <w:drawing>
-              <wp:inline distT="0" distB="0" distL="0" distR="0">
-                <wp:extent cx="43180" cy="6350"/>
-                <wp:effectExtent l="0" t="0" r="0" b="0"/>
-                <wp:docPr id="44" name="Group 44"/>
-                <wp:cNvGraphicFramePr>
-                  <a:graphicFrameLocks xmlns:a="http://schemas.openxmlformats.org/drawingml/2006/main"/>
-                </wp:cNvGraphicFramePr>
-                <a:graphic xmlns:a="http://schemas.openxmlformats.org/drawingml/2006/main">
-                  <a:graphicData uri="http://schemas.microsoft.com/office/word/2010/wordprocessingGroup">
-                    <wpg:wgp>
-                      <wpg:cNvGrpSpPr>
-                        <a:grpSpLocks/>
-                      </wpg:cNvGrpSpPr>
-                      <wpg:grpSpPr>
-                        <a:xfrm>
-                          <a:off x="0" y="0"/>
-                          <a:ext cx="43180" cy="6350"/>
-                          <a:chOff x="0" y="0"/>
-                          <a:chExt cx="43180" cy="6350"/>
-                        </a:xfrm>
-                      </wpg:grpSpPr>
-                      <wps:wsp>
-                        <wps:cNvPr id="45" name="Graphic 45"/>
-                        <wps:cNvSpPr/>
-                        <wps:spPr>
-                          <a:xfrm>
-                            <a:off x="0" y="0"/>
-                            <a:ext cx="43180" cy="6350"/>
-                          </a:xfrm>
-                          <a:custGeom>
-                            <a:avLst/>
-                            <a:gdLst/>
-                            <a:ahLst/>
-                            <a:cxnLst/>
-                            <a:rect l="l" t="t" r="r" b="b"/>
-                            <a:pathLst>
-                              <a:path w="43180" h="6350">
-                                <a:moveTo>
-                                  <a:pt x="42672" y="0"/>
-                                </a:moveTo>
-                                <a:lnTo>
-                                  <a:pt x="0" y="0"/>
-                                </a:lnTo>
-                                <a:lnTo>
-                                  <a:pt x="0" y="6096"/>
-                                </a:lnTo>
-                                <a:lnTo>
-                                  <a:pt x="42672" y="6096"/>
-                                </a:lnTo>
-                                <a:lnTo>
-                                  <a:pt x="42672" y="0"/>
-                                </a:lnTo>
-                                <a:close/>
-                              </a:path>
-                            </a:pathLst>
-                          </a:custGeom>
-                          <a:solidFill>
-                            <a:srgbClr val="000000"/>
-                          </a:solidFill>
-                        </wps:spPr>
-                        <wps:bodyPr wrap="square" lIns="0" tIns="0" rIns="0" bIns="0" rtlCol="0">
-                          <a:prstTxWarp prst="textNoShape">
-                            <a:avLst/>
-                          </a:prstTxWarp>
-                          <a:noAutofit/>
-                        </wps:bodyPr>
-                      </wps:wsp>
-                    </wpg:wgp>
-                  </a:graphicData>
-                </a:graphic>
-              </wp:inline>
-            </w:drawing>
-          </mc:Choice>
-          <mc:Fallback>
-            <w:pict>
-              <v:group w14:anchorId="39B2ECDB" id="Group 44" o:spid="_x0000_s1026" style="width:3.4pt;height:.5pt;mso-position-horizontal-relative:char;mso-position-vertical-relative:line" coordsize="43180,6350" o:gfxdata="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">
-                <v:shape id="Graphic 45" o:spid="_x0000_s1027" style="position:absolute;width:43180;height:6350;visibility:visible;mso-wrap-style:square;v-text-anchor:top" coordsize="43180,6350" o:gfxdata="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" path="m42672,l,,,6096r42672,l42672,xe" fillcolor="black" stroked="f">
-                  <v:path arrowok="t"/>
-                </v:shape>
-                <w10:anchorlock/>
-              </v:group>
-            </w:pict>
-          </mc:Fallback>
-        </mc:AlternateContent>
-      </w:r>
-      <w:r>
-        <w:rPr>
-          <w:spacing w:val="73"/>
-          <w:sz w:val="2"/>
-        </w:rPr>
-        <w:t xml:space="preserve"> </w:t>
-      </w:r>
-      <w:r>
-        <w:rPr>
-          <w:noProof/>
-          <w:spacing w:val="73"/>
-          <w:sz w:val="2"/>
-        </w:rPr>
-        <mc:AlternateContent>
-          <mc:Choice Requires="wpg">
-            <w:drawing>
-              <wp:inline distT="0" distB="0" distL="0" distR="0">
-                <wp:extent cx="43180" cy="6350"/>
-                <wp:effectExtent l="0" t="0" r="0" b="0"/>
-                <wp:docPr id="46" name="Group 46"/>
-                <wp:cNvGraphicFramePr>
-                  <a:graphicFrameLocks xmlns:a="http://schemas.openxmlformats.org/drawingml/2006/main"/>
-                </wp:cNvGraphicFramePr>
-                <a:graphic xmlns:a="http://schemas.openxmlformats.org/drawingml/2006/main">
-                  <a:graphicData uri="http://schemas.microsoft.com/office/word/2010/wordprocessingGroup">
-                    <wpg:wgp>
-                      <wpg:cNvGrpSpPr>
-                        <a:grpSpLocks/>
-                      </wpg:cNvGrpSpPr>
-                      <wpg:grpSpPr>
-                        <a:xfrm>
-                          <a:off x="0" y="0"/>
-                          <a:ext cx="43180" cy="6350"/>
-                          <a:chOff x="0" y="0"/>
-                          <a:chExt cx="43180" cy="6350"/>
-                        </a:xfrm>
-                      </wpg:grpSpPr>
-                      <wps:wsp>
-                        <wps:cNvPr id="47" name="Graphic 47"/>
-                        <wps:cNvSpPr/>
-                        <wps:spPr>
-                          <a:xfrm>
-                            <a:off x="0" y="0"/>
-                            <a:ext cx="43180" cy="6350"/>
-                          </a:xfrm>
-                          <a:custGeom>
-                            <a:avLst/>
-                            <a:gdLst/>
-                            <a:ahLst/>
-                            <a:cxnLst/>
-                            <a:rect l="l" t="t" r="r" b="b"/>
-                            <a:pathLst>
-                              <a:path w="43180" h="6350">
-                                <a:moveTo>
-                                  <a:pt x="42672" y="0"/>
-                                </a:moveTo>
-                                <a:lnTo>
-                                  <a:pt x="0" y="0"/>
-                                </a:lnTo>
-                                <a:lnTo>
-                                  <a:pt x="0" y="6096"/>
-                                </a:lnTo>
-                                <a:lnTo>
-                                  <a:pt x="42672" y="6096"/>
-                                </a:lnTo>
-                                <a:lnTo>
-                                  <a:pt x="42672" y="0"/>
-                                </a:lnTo>
-                                <a:close/>
-                              </a:path>
-                            </a:pathLst>
-                          </a:custGeom>
-                          <a:solidFill>
-                            <a:srgbClr val="000000"/>
-                          </a:solidFill>
-                        </wps:spPr>
-                        <wps:bodyPr wrap="square" lIns="0" tIns="0" rIns="0" bIns="0" rtlCol="0">
-                          <a:prstTxWarp prst="textNoShape">
-                            <a:avLst/>
-                          </a:prstTxWarp>
-                          <a:noAutofit/>
-                        </wps:bodyPr>
-                      </wps:wsp>
-                    </wpg:wgp>
-                  </a:graphicData>
-                </a:graphic>
-              </wp:inline>
-            </w:drawing>
-          </mc:Choice>
-          <mc:Fallback>
-            <w:pict>
-              <v:group w14:anchorId="06BDAE12" id="Group 46" o:spid="_x0000_s1026" style="width:3.4pt;height:.5pt;mso-position-horizontal-relative:char;mso-position-vertical-relative:line" coordsize="43180,6350" o:gfxdata="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">
-                <v:shape id="Graphic 47" o:spid="_x0000_s1027" style="position:absolute;width:43180;height:6350;visibility:visible;mso-wrap-style:square;v-text-anchor:top" coordsize="43180,6350" o:gfxdata="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" path="m42672,l,,,6096r42672,l42672,xe" fillcolor="black" stroked="f">
-                  <v:path arrowok="t"/>
-                </v:shape>
-                <w10:anchorlock/>
-              </v:group>
-            </w:pict>
-          </mc:Fallback>
-        </mc:AlternateContent>
-      </w:r>
-      <w:r>
-        <w:rPr>
-          <w:spacing w:val="68"/>
-          <w:sz w:val="2"/>
-        </w:rPr>
-        <w:t xml:space="preserve"> </w:t>
-      </w:r>
-      <w:r>
-        <w:rPr>
-          <w:noProof/>
-          <w:spacing w:val="68"/>
-          <w:sz w:val="2"/>
-        </w:rPr>
-        <mc:AlternateContent>
-          <mc:Choice Requires="wpg">
-            <w:drawing>
-              <wp:inline distT="0" distB="0" distL="0" distR="0">
-                <wp:extent cx="43180" cy="6350"/>
-                <wp:effectExtent l="0" t="0" r="0" b="0"/>
-                <wp:docPr id="48" name="Group 48"/>
-                <wp:cNvGraphicFramePr>
-                  <a:graphicFrameLocks xmlns:a="http://schemas.openxmlformats.org/drawingml/2006/main"/>
-                </wp:cNvGraphicFramePr>
-                <a:graphic xmlns:a="http://schemas.openxmlformats.org/drawingml/2006/main">
-                  <a:graphicData uri="http://schemas.microsoft.com/office/word/2010/wordprocessingGroup">
-                    <wpg:wgp>
-                      <wpg:cNvGrpSpPr>
-                        <a:grpSpLocks/>
-                      </wpg:cNvGrpSpPr>
-                      <wpg:grpSpPr>
-                        <a:xfrm>
-                          <a:off x="0" y="0"/>
-                          <a:ext cx="43180" cy="6350"/>
-                          <a:chOff x="0" y="0"/>
-                          <a:chExt cx="43180" cy="6350"/>
-                        </a:xfrm>
-                      </wpg:grpSpPr>
-                      <wps:wsp>
-                        <wps:cNvPr id="49" name="Graphic 49"/>
-                        <wps:cNvSpPr/>
-                        <wps:spPr>
-                          <a:xfrm>
-                            <a:off x="0" y="0"/>
-                            <a:ext cx="43180" cy="6350"/>
-                          </a:xfrm>
-                          <a:custGeom>
-                            <a:avLst/>
-                            <a:gdLst/>
-                            <a:ahLst/>
-                            <a:cxnLst/>
-                            <a:rect l="l" t="t" r="r" b="b"/>
-                            <a:pathLst>
-                              <a:path w="43180" h="6350">
-                                <a:moveTo>
-                                  <a:pt x="42672" y="0"/>
-                                </a:moveTo>
-                                <a:lnTo>
-                                  <a:pt x="0" y="0"/>
-                                </a:lnTo>
-                                <a:lnTo>
-                                  <a:pt x="0" y="6096"/>
-                                </a:lnTo>
-                                <a:lnTo>
-                                  <a:pt x="42672" y="6096"/>
-                                </a:lnTo>
-                                <a:lnTo>
-                                  <a:pt x="42672" y="0"/>
-                                </a:lnTo>
-                                <a:close/>
-                              </a:path>
-                            </a:pathLst>
-                          </a:custGeom>
-                          <a:solidFill>
-                            <a:srgbClr val="000000"/>
-                          </a:solidFill>
-                        </wps:spPr>
-                        <wps:bodyPr wrap="square" lIns="0" tIns="0" rIns="0" bIns="0" rtlCol="0">
-                          <a:prstTxWarp prst="textNoShape">
-                            <a:avLst/>
-                          </a:prstTxWarp>
-                          <a:noAutofit/>
-                        </wps:bodyPr>
-                      </wps:wsp>
-                    </wpg:wgp>
-                  </a:graphicData>
-                </a:graphic>
-              </wp:inline>
-            </w:drawing>
-          </mc:Choice>
-          <mc:Fallback>
-            <w:pict>
-              <v:group w14:anchorId="605A6BE8" id="Group 48" o:spid="_x0000_s1026" style="width:3.4pt;height:.5pt;mso-position-horizontal-relative:char;mso-position-vertical-relative:line" coordsize="43180,6350" o:gfxdata="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">
-                <v:shape id="Graphic 49" o:spid="_x0000_s1027" style="position:absolute;width:43180;height:6350;visibility:visible;mso-wrap-style:square;v-text-anchor:top" coordsize="43180,6350" o:gfxdata="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" path="m42672,l,,,6096r42672,l42672,xe" fillcolor="black" stroked="f">
-                  <v:path arrowok="t"/>
-                </v:shape>
-                <w10:anchorlock/>
-              </v:group>
-            </w:pict>
-          </mc:Fallback>
-        </mc:AlternateContent>
-      </w:r>
-      <w:r>
-        <w:rPr>
-          <w:spacing w:val="68"/>
-          <w:sz w:val="2"/>
-        </w:rPr>
-        <w:t xml:space="preserve"> </w:t>
-      </w:r>
-      <w:r>
-        <w:rPr>
-          <w:noProof/>
-          <w:spacing w:val="68"/>
-          <w:sz w:val="2"/>
-        </w:rPr>
-        <mc:AlternateContent>
-          <mc:Choice Requires="wpg">
-            <w:drawing>
-              <wp:inline distT="0" distB="0" distL="0" distR="0">
-                <wp:extent cx="43180" cy="6350"/>
-                <wp:effectExtent l="0" t="0" r="0" b="0"/>
-                <wp:docPr id="50" name="Group 50"/>
-                <wp:cNvGraphicFramePr>
-                  <a:graphicFrameLocks xmlns:a="http://schemas.openxmlformats.org/drawingml/2006/main"/>
-                </wp:cNvGraphicFramePr>
-                <a:graphic xmlns:a="http://schemas.openxmlformats.org/drawingml/2006/main">
-                  <a:graphicData uri="http://schemas.microsoft.com/office/word/2010/wordprocessingGroup">
-                    <wpg:wgp>
-                      <wpg:cNvGrpSpPr>
-                        <a:grpSpLocks/>
-                      </wpg:cNvGrpSpPr>
-                      <wpg:grpSpPr>
-                        <a:xfrm>
-                          <a:off x="0" y="0"/>
-                          <a:ext cx="43180" cy="6350"/>
-                          <a:chOff x="0" y="0"/>
-                          <a:chExt cx="43180" cy="6350"/>
-                        </a:xfrm>
-                      </wpg:grpSpPr>
-                      <wps:wsp>
-                        <wps:cNvPr id="51" name="Graphic 51"/>
-                        <wps:cNvSpPr/>
-                        <wps:spPr>
-                          <a:xfrm>
-                            <a:off x="0" y="0"/>
-                            <a:ext cx="43180" cy="6350"/>
-                          </a:xfrm>
-                          <a:custGeom>
-                            <a:avLst/>
-                            <a:gdLst/>
-                            <a:ahLst/>
-                            <a:cxnLst/>
-                            <a:rect l="l" t="t" r="r" b="b"/>
-                            <a:pathLst>
-                              <a:path w="43180" h="6350">
-                                <a:moveTo>
-                                  <a:pt x="42671" y="0"/>
-                                </a:moveTo>
-                                <a:lnTo>
-                                  <a:pt x="0" y="0"/>
-                                </a:lnTo>
-                                <a:lnTo>
-                                  <a:pt x="0" y="6096"/>
-                                </a:lnTo>
-                                <a:lnTo>
-                                  <a:pt x="42671" y="6096"/>
-                                </a:lnTo>
-                                <a:lnTo>
-                                  <a:pt x="42671" y="0"/>
-                                </a:lnTo>
-                                <a:close/>
-                              </a:path>
-                            </a:pathLst>
-                          </a:custGeom>
-                          <a:solidFill>
-                            <a:srgbClr val="000000"/>
-                          </a:solidFill>
-                        </wps:spPr>
-                        <wps:bodyPr wrap="square" lIns="0" tIns="0" rIns="0" bIns="0" rtlCol="0">
-                          <a:prstTxWarp prst="textNoShape">
-                            <a:avLst/>
-                          </a:prstTxWarp>
-                          <a:noAutofit/>
-                        </wps:bodyPr>
-                      </wps:wsp>
-                    </wpg:wgp>
-                  </a:graphicData>
-                </a:graphic>
-              </wp:inline>
-            </w:drawing>
-          </mc:Choice>
-          <mc:Fallback>
-            <w:pict>
-              <v:group w14:anchorId="62CC85EC" id="Group 50" o:spid="_x0000_s1026" style="width:3.4pt;height:.5pt;mso-position-horizontal-relative:char;mso-position-vertical-relative:line" coordsize="43180,6350" o:gfxdata="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">
-                <v:shape id="Graphic 51" o:spid="_x0000_s1027" style="position:absolute;width:43180;height:6350;visibility:visible;mso-wrap-style:square;v-text-anchor:top" coordsize="43180,6350" o:gfxdata="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" path="m42671,l,,,6096r42671,l42671,xe" fillcolor="black" stroked="f">
-                  <v:path arrowok="t"/>
-                </v:shape>
-                <w10:anchorlock/>
-              </v:group>
-            </w:pict>
-          </mc:Fallback>
-        </mc:AlternateContent>
-      </w:r>
-      <w:r>
-        <w:rPr>
-          <w:spacing w:val="73"/>
-          <w:sz w:val="2"/>
-        </w:rPr>
-        <w:t xml:space="preserve"> </w:t>
-      </w:r>
-      <w:r>
-        <w:rPr>
-          <w:noProof/>
-          <w:spacing w:val="73"/>
-          <w:sz w:val="2"/>
-        </w:rPr>
-        <mc:AlternateContent>
-          <mc:Choice Requires="wpg">
-            <w:drawing>
-              <wp:inline distT="0" distB="0" distL="0" distR="0">
-                <wp:extent cx="43180" cy="6350"/>
-                <wp:effectExtent l="0" t="0" r="0" b="0"/>
-                <wp:docPr id="52" name="Group 52"/>
-                <wp:cNvGraphicFramePr>
-                  <a:graphicFrameLocks xmlns:a="http://schemas.openxmlformats.org/drawingml/2006/main"/>
-                </wp:cNvGraphicFramePr>
-                <a:graphic xmlns:a="http://schemas.openxmlformats.org/drawingml/2006/main">
-                  <a:graphicData uri="http://schemas.microsoft.com/office/word/2010/wordprocessingGroup">
-                    <wpg:wgp>
-                      <wpg:cNvGrpSpPr>
-                        <a:grpSpLocks/>
-                      </wpg:cNvGrpSpPr>
-                      <wpg:grpSpPr>
-                        <a:xfrm>
-                          <a:off x="0" y="0"/>
-                          <a:ext cx="43180" cy="6350"/>
-                          <a:chOff x="0" y="0"/>
-                          <a:chExt cx="43180" cy="6350"/>
-                        </a:xfrm>
-                      </wpg:grpSpPr>
-                      <wps:wsp>
-                        <wps:cNvPr id="53" name="Graphic 53"/>
-                        <wps:cNvSpPr/>
-                        <wps:spPr>
-                          <a:xfrm>
-                            <a:off x="0" y="0"/>
-                            <a:ext cx="43180" cy="6350"/>
-                          </a:xfrm>
-                          <a:custGeom>
-                            <a:avLst/>
-                            <a:gdLst/>
-                            <a:ahLst/>
-                            <a:cxnLst/>
-                            <a:rect l="l" t="t" r="r" b="b"/>
-                            <a:pathLst>
-                              <a:path w="43180" h="6350">
-                                <a:moveTo>
-                                  <a:pt x="42672" y="0"/>
-                                </a:moveTo>
-                                <a:lnTo>
-                                  <a:pt x="0" y="0"/>
-                                </a:lnTo>
-                                <a:lnTo>
-                                  <a:pt x="0" y="6096"/>
-                                </a:lnTo>
-                                <a:lnTo>
-                                  <a:pt x="42672" y="6096"/>
-                                </a:lnTo>
-                                <a:lnTo>
-                                  <a:pt x="42672" y="0"/>
-                                </a:lnTo>
-                                <a:close/>
-                              </a:path>
-                            </a:pathLst>
-                          </a:custGeom>
-                          <a:solidFill>
-                            <a:srgbClr val="000000"/>
-                          </a:solidFill>
-                        </wps:spPr>
-                        <wps:bodyPr wrap="square" lIns="0" tIns="0" rIns="0" bIns="0" rtlCol="0">
-                          <a:prstTxWarp prst="textNoShape">
-                            <a:avLst/>
-                          </a:prstTxWarp>
-                          <a:noAutofit/>
-                        </wps:bodyPr>
-                      </wps:wsp>
-                    </wpg:wgp>
-                  </a:graphicData>
-                </a:graphic>
-              </wp:inline>
-            </w:drawing>
-          </mc:Choice>
-          <mc:Fallback>
-            <w:pict>
-              <v:group w14:anchorId="6D61E04F" id="Group 52" o:spid="_x0000_s1026" style="width:3.4pt;height:.5pt;mso-position-horizontal-relative:char;mso-position-vertical-relative:line" coordsize="43180,6350" o:gfxdata="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">
-                <v:shape id="Graphic 53" o:spid="_x0000_s1027" style="position:absolute;width:43180;height:6350;visibility:visible;mso-wrap-style:square;v-text-anchor:top" coordsize="43180,6350" o:gfxdata="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" path="m42672,l,,,6096r42672,l42672,xe" fillcolor="black" stroked="f">
-                  <v:path arrowok="t"/>
-                </v:shape>
-                <w10:anchorlock/>
-              </v:group>
-            </w:pict>
-          </mc:Fallback>
-        </mc:AlternateContent>
-      </w:r>
-      <w:r>
-        <w:rPr>
-          <w:spacing w:val="107"/>
-          <w:sz w:val="2"/>
-        </w:rPr>
-        <w:t xml:space="preserve"> </w:t>
-      </w:r>
-      <w:r>
-        <w:rPr>
-          <w:noProof/>
-          <w:spacing w:val="107"/>
-          <w:sz w:val="2"/>
-        </w:rPr>
-        <mc:AlternateContent>
-          <mc:Choice Requires="wpg">
-            <w:drawing>
-              <wp:inline distT="0" distB="0" distL="0" distR="0">
-                <wp:extent cx="43180" cy="6350"/>
-                <wp:effectExtent l="0" t="0" r="0" b="0"/>
-                <wp:docPr id="54" name="Group 54"/>
-                <wp:cNvGraphicFramePr>
-                  <a:graphicFrameLocks xmlns:a="http://schemas.openxmlformats.org/drawingml/2006/main"/>
-                </wp:cNvGraphicFramePr>
-                <a:graphic xmlns:a="http://schemas.openxmlformats.org/drawingml/2006/main">
-                  <a:graphicData uri="http://schemas.microsoft.com/office/word/2010/wordprocessingGroup">
-                    <wpg:wgp>
-                      <wpg:cNvGrpSpPr>
-                        <a:grpSpLocks/>
-                      </wpg:cNvGrpSpPr>
-                      <wpg:grpSpPr>
-                        <a:xfrm>
-                          <a:off x="0" y="0"/>
-                          <a:ext cx="43180" cy="6350"/>
-                          <a:chOff x="0" y="0"/>
-                          <a:chExt cx="43180" cy="6350"/>
-                        </a:xfrm>
-                      </wpg:grpSpPr>
-                      <wps:wsp>
-                        <wps:cNvPr id="55" name="Graphic 55"/>
-                        <wps:cNvSpPr/>
-                        <wps:spPr>
-                          <a:xfrm>
-                            <a:off x="0" y="0"/>
-                            <a:ext cx="43180" cy="6350"/>
-                          </a:xfrm>
-                          <a:custGeom>
-                            <a:avLst/>
-                            <a:gdLst/>
-                            <a:ahLst/>
-                            <a:cxnLst/>
-                            <a:rect l="l" t="t" r="r" b="b"/>
-                            <a:pathLst>
-                              <a:path w="43180" h="6350">
-                                <a:moveTo>
-                                  <a:pt x="42672" y="0"/>
-                                </a:moveTo>
-                                <a:lnTo>
-                                  <a:pt x="0" y="0"/>
-                                </a:lnTo>
-                                <a:lnTo>
-                                  <a:pt x="0" y="6096"/>
-                                </a:lnTo>
-                                <a:lnTo>
-                                  <a:pt x="42672" y="6096"/>
-                                </a:lnTo>
-                                <a:lnTo>
-                                  <a:pt x="42672" y="0"/>
-                                </a:lnTo>
-                                <a:close/>
-                              </a:path>
-                            </a:pathLst>
-                          </a:custGeom>
-                          <a:solidFill>
-                            <a:srgbClr val="000000"/>
-                          </a:solidFill>
-                        </wps:spPr>
-                        <wps:bodyPr wrap="square" lIns="0" tIns="0" rIns="0" bIns="0" rtlCol="0">
-                          <a:prstTxWarp prst="textNoShape">
-                            <a:avLst/>
-                          </a:prstTxWarp>
-                          <a:noAutofit/>
-                        </wps:bodyPr>
-                      </wps:wsp>
-                    </wpg:wgp>
-                  </a:graphicData>
-                </a:graphic>
-              </wp:inline>
-            </w:drawing>
-          </mc:Choice>
-          <mc:Fallback>
-            <w:pict>
-              <v:group w14:anchorId="1265F6B3" id="Group 54" o:spid="_x0000_s1026" style="width:3.4pt;height:.5pt;mso-position-horizontal-relative:char;mso-position-vertical-relative:line" coordsize="43180,6350" o:gfxdata="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">
-                <v:shape id="Graphic 55" o:spid="_x0000_s1027" style="position:absolute;width:43180;height:6350;visibility:visible;mso-wrap-style:square;v-text-anchor:top" coordsize="43180,6350" o:gfxdata="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" path="m42672,l,,,6096r42672,l42672,xe" fillcolor="black" stroked="f">
-                  <v:path arrowok="t"/>
-                </v:shape>
-                <w10:anchorlock/>
-              </v:group>
-            </w:pict>
-          </mc:Fallback>
-        </mc:AlternateContent>
-      </w:r>
-    </w:p>
-    <w:p>
-      <w:pPr>
-        <w:spacing w:line="20" w:lineRule="exact"/>
-        <w:rPr>
-          <w:sz w:val="2"/>
-        </w:rPr>
-        <w:sectPr>
-          <w:type w:val="continuous"/>
-          <w:pgSz w:w="11910" w:h="16840"/>
-          <w:pgMar w:top="1300" w:right="1133" w:bottom="1600" w:left="1417" w:header="0" w:footer="1118" w:gutter="0"/>
-          <w:cols w:num="2" w:space="720" w:equalWidth="0">
-            <w:col w:w="2760" w:space="40"/>
-            <w:col w:w="6560"/>
-          </w:cols>
-        </w:sectPr>
-      </w:pPr>
-    </w:p>
-    <w:p>
-      <w:pPr>
-        <w:pStyle w:val="BodyText"/>
-        <w:tabs>
-          <w:tab w:val="left" w:pos="738"/>
-          <w:tab w:val="left" w:pos="5759"/>
-        </w:tabs>
-        <w:spacing w:line="169" w:lineRule="exact"/>
-        <w:ind w:right="263"/>
-        <w:jc w:val="center"/>
-      </w:pPr>
-      <w:r>
-        <w:rPr>
-          <w:noProof/>
-        </w:rPr>
-        <mc:AlternateContent>
-          <mc:Choice Requires="wps">
-            <w:drawing>
-              <wp:anchor distT="0" distB="0" distL="0" distR="0" simplePos="0" relativeHeight="485887488" behindDoc="1" locked="0" layoutInCell="1" allowOverlap="1">
-                <wp:simplePos x="0" y="0"/>
-                <wp:positionH relativeFrom="page">
-                  <wp:posOffset>2182367</wp:posOffset>
-                </wp:positionH>
-                <wp:positionV relativeFrom="paragraph">
-                  <wp:posOffset>81280</wp:posOffset>
-                </wp:positionV>
-                <wp:extent cx="79375" cy="9525"/>
-                <wp:effectExtent l="0" t="0" r="0" b="0"/>
-                <wp:wrapNone/>
-                <wp:docPr id="56" name="Graphic 56"/>
-                <wp:cNvGraphicFramePr>
-                  <a:graphicFrameLocks xmlns:a="http://schemas.openxmlformats.org/drawingml/2006/main"/>
-                </wp:cNvGraphicFramePr>
-                <a:graphic xmlns:a="http://schemas.openxmlformats.org/drawingml/2006/main">
-                  <a:graphicData uri="http://schemas.microsoft.com/office/word/2010/wordprocessingShape">
-                    <wps:wsp>
-                      <wps:cNvSpPr>
-                        <a:spLocks/>
-                      </wps:cNvSpPr>
-                      <wps:spPr>
-                        <a:xfrm>
-                          <a:off x="0" y="0"/>
-                          <a:ext cx="79375" cy="9525"/>
-                        </a:xfrm>
-                        <a:custGeom>
-                          <a:avLst/>
-                          <a:gdLst/>
-                          <a:ahLst/>
-                          <a:cxnLst/>
-                          <a:rect l="l" t="t" r="r" b="b"/>
-                          <a:pathLst>
-                            <a:path w="79375" h="9525">
-                              <a:moveTo>
-                                <a:pt x="79248" y="0"/>
-                              </a:moveTo>
-                              <a:lnTo>
-                                <a:pt x="0" y="0"/>
-                              </a:lnTo>
-                              <a:lnTo>
-                                <a:pt x="0" y="9143"/>
-                              </a:lnTo>
-                              <a:lnTo>
-                                <a:pt x="79248" y="9143"/>
-                              </a:lnTo>
-                              <a:lnTo>
-                                <a:pt x="79248" y="0"/>
-                              </a:lnTo>
-                              <a:close/>
-                            </a:path>
-                          </a:pathLst>
-                        </a:custGeom>
-                        <a:solidFill>
-                          <a:srgbClr val="000000"/>
-                        </a:solidFill>
-                      </wps:spPr>
-                      <wps:bodyPr wrap="square" lIns="0" tIns="0" rIns="0" bIns="0" rtlCol="0">
-                        <a:prstTxWarp prst="textNoShape">
-                          <a:avLst/>
-                        </a:prstTxWarp>
-                        <a:noAutofit/>
-                      </wps:bodyPr>
-                    </wps:wsp>
-                  </a:graphicData>
-                </a:graphic>
-              </wp:anchor>
-            </w:drawing>
-          </mc:Choice>
-          <mc:Fallback>
-            <w:pict>
-              <v:shape w14:anchorId="316A2171" id="Graphic 56" o:spid="_x0000_s1026" style="position:absolute;margin-left:171.85pt;margin-top:6.4pt;width:6.25pt;height:.75pt;z-index:-17428992;visibility:visible;mso-wrap-style:square;mso-wrap-distance-left:0;mso-wrap-distance-top:0;mso-wrap-distance-right:0;mso-wrap-distance-bottom:0;mso-position-horizontal:absolute;mso-position-horizontal-relative:page;mso-position-vertical:absolute;mso-position-vertical-relative:text;v-text-anchor:top" coordsize="79375,9525" o:gfxdata="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" path="m79248,l,,,9143r79248,l79248,xe" fillcolor="black" stroked="f">
-                <v:path arrowok="t"/>
-                <w10:wrap anchorx="page"/>
-              </v:shape>
-            </w:pict>
-          </mc:Fallback>
-        </mc:AlternateContent>
-      </w:r>
-      <w:r>
-        <w:rPr>
-          <w:noProof/>
-        </w:rPr>
-        <mc:AlternateContent>
-          <mc:Choice Requires="wps">
-            <w:drawing>
-              <wp:anchor distT="0" distB="0" distL="0" distR="0" simplePos="0" relativeHeight="485888000" behindDoc="1" locked="0" layoutInCell="1" allowOverlap="1">
-                <wp:simplePos x="0" y="0"/>
-                <wp:positionH relativeFrom="page">
-                  <wp:posOffset>2602992</wp:posOffset>
-                </wp:positionH>
-                <wp:positionV relativeFrom="paragraph">
-                  <wp:posOffset>81280</wp:posOffset>
-                </wp:positionV>
-                <wp:extent cx="52069" cy="9525"/>
-                <wp:effectExtent l="0" t="0" r="0" b="0"/>
-                <wp:wrapNone/>
-                <wp:docPr id="57" name="Graphic 57"/>
-                <wp:cNvGraphicFramePr>
-                  <a:graphicFrameLocks xmlns:a="http://schemas.openxmlformats.org/drawingml/2006/main"/>
-                </wp:cNvGraphicFramePr>
-                <a:graphic xmlns:a="http://schemas.openxmlformats.org/drawingml/2006/main">
-                  <a:graphicData uri="http://schemas.microsoft.com/office/word/2010/wordprocessingShape">
-                    <wps:wsp>
-                      <wps:cNvSpPr>
-                        <a:spLocks/>
-                      </wps:cNvSpPr>
-                      <wps:spPr>
-                        <a:xfrm>
-                          <a:off x="0" y="0"/>
-                          <a:ext cx="52069" cy="9525"/>
-                        </a:xfrm>
-                        <a:custGeom>
-                          <a:avLst/>
-                          <a:gdLst/>
-                          <a:ahLst/>
-                          <a:cxnLst/>
-                          <a:rect l="l" t="t" r="r" b="b"/>
-                          <a:pathLst>
-                            <a:path w="52069" h="9525">
-                              <a:moveTo>
-                                <a:pt x="51815" y="0"/>
-                              </a:moveTo>
-                              <a:lnTo>
-                                <a:pt x="0" y="0"/>
-                              </a:lnTo>
-                              <a:lnTo>
-                                <a:pt x="0" y="9143"/>
-                              </a:lnTo>
-                              <a:lnTo>
-                                <a:pt x="51815" y="9143"/>
-                              </a:lnTo>
-                              <a:lnTo>
-                                <a:pt x="51815" y="0"/>
-                              </a:lnTo>
-                              <a:close/>
-                            </a:path>
-                          </a:pathLst>
-                        </a:custGeom>
-                        <a:solidFill>
-                          <a:srgbClr val="000000"/>
-                        </a:solidFill>
-                      </wps:spPr>
-                      <wps:bodyPr wrap="square" lIns="0" tIns="0" rIns="0" bIns="0" rtlCol="0">
-                        <a:prstTxWarp prst="textNoShape">
-                          <a:avLst/>
-                        </a:prstTxWarp>
-                        <a:noAutofit/>
-                      </wps:bodyPr>
-                    </wps:wsp>
-                  </a:graphicData>
-                </a:graphic>
-              </wp:anchor>
-            </w:drawing>
-          </mc:Choice>
-          <mc:Fallback>
-            <w:pict>
-              <v:shape w14:anchorId="58D2E2F2" id="Graphic 57" o:spid="_x0000_s1026" style="position:absolute;margin-left:204.95pt;margin-top:6.4pt;width:4.1pt;height:.75pt;z-index:-17428480;visibility:visible;mso-wrap-style:square;mso-wrap-distance-left:0;mso-wrap-distance-top:0;mso-wrap-distance-right:0;mso-wrap-distance-bottom:0;mso-position-horizontal:absolute;mso-position-horizontal-relative:page;mso-position-vertical:absolute;mso-position-vertical-relative:text;v-text-anchor:top" coordsize="52069,9525" o:gfxdata="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" path="m51815,l,,,9143r51815,l51815,xe" fillcolor="black" stroked="f">
-                <v:path arrowok="t"/>
-                <w10:wrap anchorx="page"/>
-              </v:shape>
-            </w:pict>
-          </mc:Fallback>
-        </mc:AlternateContent>
-      </w:r>
-      <w:r>
-        <w:t>w2</w:t>
-      </w:r>
-      <w:r>
-        <w:rPr>
-          <w:spacing w:val="-2"/>
-        </w:rPr>
-        <w:t xml:space="preserve"> </w:t>
-      </w:r>
-      <w:r>
-        <w:rPr>
-          <w:spacing w:val="-10"/>
-          <w:w w:val="105"/>
-        </w:rPr>
-        <w:t>=</w:t>
-      </w:r>
-      <w:r>
-        <w:tab/>
-      </w:r>
-      <w:r>
-        <w:rPr>
-          <w:rFonts w:ascii="Cambria Math" w:hAnsi="Cambria Math"/>
-          <w:w w:val="105"/>
-          <w:position w:val="1"/>
-        </w:rPr>
-        <w:t>∑</w:t>
-      </w:r>
-      <w:r>
-        <w:rPr>
-          <w:w w:val="105"/>
-          <w:position w:val="-4"/>
-          <w:sz w:val="16"/>
-        </w:rPr>
-        <w:t>i=k</w:t>
-      </w:r>
-      <w:r>
-        <w:rPr>
-          <w:spacing w:val="30"/>
-          <w:w w:val="105"/>
-          <w:position w:val="-4"/>
-          <w:sz w:val="16"/>
-        </w:rPr>
-        <w:t xml:space="preserve">  </w:t>
-      </w:r>
-      <w:r>
-        <w:rPr>
-          <w:w w:val="105"/>
-        </w:rPr>
-        <w:t>=</w:t>
-      </w:r>
-      <w:r>
-        <w:rPr>
-          <w:spacing w:val="27"/>
-          <w:w w:val="110"/>
-        </w:rPr>
-        <w:t xml:space="preserve"> </w:t>
-      </w:r>
-      <w:r>
-        <w:rPr>
-          <w:rFonts w:ascii="Cambria Math" w:hAnsi="Cambria Math"/>
-          <w:w w:val="110"/>
-        </w:rPr>
-        <w:t>(</w:t>
-      </w:r>
-      <w:r>
-        <w:rPr>
-          <w:spacing w:val="20"/>
-          <w:w w:val="110"/>
-          <w:u w:val="single"/>
-        </w:rPr>
-        <w:t xml:space="preserve">  </w:t>
-      </w:r>
-      <w:r>
-        <w:rPr>
-          <w:w w:val="105"/>
-          <w:u w:val="single"/>
-          <w:vertAlign w:val="superscript"/>
-        </w:rPr>
-        <w:t>2</w:t>
-      </w:r>
-      <w:r>
-        <w:rPr>
-          <w:spacing w:val="29"/>
-          <w:w w:val="105"/>
-          <w:u w:val="single"/>
-        </w:rPr>
-        <w:t xml:space="preserve"> </w:t>
-      </w:r>
-      <w:r>
-        <w:rPr>
-          <w:w w:val="105"/>
-          <w:u w:val="single"/>
-          <w:vertAlign w:val="superscript"/>
-        </w:rPr>
-        <w:t>3</w:t>
-      </w:r>
-      <w:r>
-        <w:rPr>
-          <w:spacing w:val="28"/>
-          <w:w w:val="105"/>
-          <w:u w:val="single"/>
-        </w:rPr>
-        <w:t xml:space="preserve"> </w:t>
-      </w:r>
-      <w:r>
-        <w:rPr>
-          <w:w w:val="105"/>
-          <w:u w:val="single"/>
-          <w:vertAlign w:val="superscript"/>
-        </w:rPr>
-        <w:t>4</w:t>
-      </w:r>
-      <w:r>
-        <w:rPr>
-          <w:spacing w:val="29"/>
-          <w:w w:val="105"/>
-          <w:u w:val="single"/>
-        </w:rPr>
-        <w:t xml:space="preserve"> </w:t>
-      </w:r>
-      <w:r>
-        <w:rPr>
-          <w:w w:val="105"/>
-          <w:u w:val="single"/>
-          <w:vertAlign w:val="superscript"/>
-        </w:rPr>
-        <w:t>5</w:t>
-      </w:r>
-      <w:r>
-        <w:rPr>
-          <w:spacing w:val="28"/>
-          <w:w w:val="105"/>
-          <w:u w:val="single"/>
-        </w:rPr>
-        <w:t xml:space="preserve"> </w:t>
-      </w:r>
-      <w:r>
-        <w:rPr>
-          <w:w w:val="105"/>
-          <w:u w:val="single"/>
-          <w:vertAlign w:val="superscript"/>
-        </w:rPr>
-        <w:t>6</w:t>
-      </w:r>
-      <w:r>
-        <w:rPr>
-          <w:spacing w:val="28"/>
-          <w:w w:val="105"/>
-          <w:u w:val="single"/>
-        </w:rPr>
-        <w:t xml:space="preserve"> </w:t>
-      </w:r>
-      <w:r>
-        <w:rPr>
-          <w:w w:val="105"/>
-          <w:u w:val="single"/>
-          <w:vertAlign w:val="superscript"/>
-        </w:rPr>
-        <w:t>7</w:t>
-      </w:r>
-      <w:r>
-        <w:rPr>
-          <w:spacing w:val="28"/>
-          <w:w w:val="105"/>
-          <w:u w:val="single"/>
-        </w:rPr>
-        <w:t xml:space="preserve"> </w:t>
-      </w:r>
-      <w:r>
-        <w:rPr>
-          <w:w w:val="105"/>
-          <w:u w:val="single"/>
-          <w:vertAlign w:val="superscript"/>
-        </w:rPr>
-        <w:t>8</w:t>
-      </w:r>
-      <w:r>
-        <w:rPr>
-          <w:spacing w:val="66"/>
-          <w:w w:val="105"/>
-          <w:u w:val="single"/>
-        </w:rPr>
-        <w:t xml:space="preserve"> </w:t>
-      </w:r>
-      <w:r>
-        <w:rPr>
-          <w:w w:val="105"/>
-          <w:u w:val="single"/>
-          <w:vertAlign w:val="superscript"/>
-        </w:rPr>
-        <w:t>9</w:t>
-      </w:r>
-      <w:r>
-        <w:rPr>
-          <w:rFonts w:ascii="Cambria Math" w:hAnsi="Cambria Math"/>
-          <w:w w:val="105"/>
-        </w:rPr>
-        <w:t>)</w:t>
-      </w:r>
-      <w:r>
-        <w:rPr>
-          <w:rFonts w:ascii="Cambria Math" w:hAnsi="Cambria Math"/>
-          <w:spacing w:val="-15"/>
-          <w:w w:val="105"/>
-        </w:rPr>
-        <w:t xml:space="preserve"> </w:t>
-      </w:r>
-      <w:r>
-        <w:rPr>
-          <w:w w:val="105"/>
-        </w:rPr>
-        <w:t>=</w:t>
-      </w:r>
-      <w:r>
-        <w:rPr>
-          <w:spacing w:val="-7"/>
-          <w:w w:val="105"/>
-        </w:rPr>
-        <w:t xml:space="preserve"> </w:t>
-      </w:r>
-      <w:r>
-        <w:rPr>
-          <w:spacing w:val="-2"/>
-          <w:w w:val="105"/>
-        </w:rPr>
-        <w:t>0.</w:t>
-      </w:r>
-      <w:r>
-        <w:rPr>
-          <w:rFonts w:ascii="Cambria Math" w:hAnsi="Cambria Math"/>
-          <w:spacing w:val="-2"/>
-          <w:w w:val="105"/>
-        </w:rPr>
-        <w:t>2032</w:t>
-      </w:r>
-      <w:r>
-        <w:rPr>
-          <w:rFonts w:ascii="Cambria Math" w:hAnsi="Cambria Math"/>
-        </w:rPr>
-        <w:tab/>
-      </w:r>
-      <w:r>
-        <w:rPr>
-          <w:spacing w:val="-5"/>
-          <w:w w:val="105"/>
-        </w:rPr>
-        <w:t>(6)</w:t>
-      </w:r>
+      <m:oMathPara>
+        <m:oMathParaPr>
+          <m:jc m:val="left"/>
+        </m:oMathParaPr>
+        <m:oMath>
+          <m:r>
+            <m:rPr>
+              <m:nor/>
+            </m:rPr>
+            <w:rPr>
+              <w:sz w:val="13"/>
+              <w:szCs w:val="13"/>
+            </w:rPr>
+            <m:t>w2 =</m:t>
+          </m:r>
+          <m:r>
+            <w:rPr>
+              <w:rFonts w:ascii="Cambria Math" w:hAnsi="Cambria Math"/>
+              <w:sz w:val="13"/>
+              <w:szCs w:val="13"/>
+            </w:rPr>
+            <m:t xml:space="preserve"> </m:t>
+          </m:r>
+          <m:f>
+            <m:fPr>
+              <m:ctrlPr>
+                <w:rPr>
+                  <w:rFonts w:ascii="Cambria Math" w:hAnsi="Cambria Math"/>
+                  <w:i/>
+                  <w:sz w:val="13"/>
+                  <w:szCs w:val="13"/>
+                </w:rPr>
+              </m:ctrlPr>
+            </m:fPr>
+            <m:num>
+              <m:r>
+                <m:rPr>
+                  <m:nor/>
+                </m:rPr>
+                <w:rPr>
+                  <w:sz w:val="13"/>
+                  <w:szCs w:val="13"/>
+                </w:rPr>
+                <m:t>1</m:t>
+              </m:r>
+            </m:num>
+            <m:den>
+              <m:r>
+                <m:rPr>
+                  <m:nor/>
+                </m:rPr>
+                <w:rPr>
+                  <w:sz w:val="13"/>
+                  <w:szCs w:val="13"/>
+                </w:rPr>
+                <m:t>m</m:t>
+              </m:r>
+            </m:den>
+          </m:f>
+          <m:nary>
+            <m:naryPr>
+              <m:chr m:val="∑"/>
+              <m:limLoc m:val="subSup"/>
+              <m:ctrlPr>
+                <w:rPr>
+                  <w:rFonts w:ascii="Cambria Math" w:hAnsi="Cambria Math"/>
+                  <w:i/>
+                  <w:sz w:val="13"/>
+                  <w:szCs w:val="13"/>
+                </w:rPr>
+              </m:ctrlPr>
+            </m:naryPr>
+            <m:sub>
+              <m:r>
+                <m:rPr>
+                  <m:nor/>
+                </m:rPr>
+                <w:rPr>
+                  <w:sz w:val="13"/>
+                  <w:szCs w:val="13"/>
+                </w:rPr>
+                <m:t>i=1</m:t>
+              </m:r>
+            </m:sub>
+            <m:sup>
+              <m:r>
+                <m:rPr>
+                  <m:nor/>
+                </m:rPr>
+                <w:rPr>
+                  <w:sz w:val="13"/>
+                  <w:szCs w:val="13"/>
+                </w:rPr>
+                <m:t>m</m:t>
+              </m:r>
+            </m:sup>
+            <m:e>
+              <m:r>
+                <m:rPr>
+                  <m:nor/>
+                </m:rPr>
+                <w:rPr>
+                  <w:sz w:val="13"/>
+                  <w:szCs w:val="13"/>
+                </w:rPr>
+                <m:t>(</m:t>
+              </m:r>
+              <m:f>
+                <m:fPr>
+                  <m:ctrlPr>
+                    <w:rPr>
+                      <w:rFonts w:ascii="Cambria Math" w:hAnsi="Cambria Math"/>
+                      <w:i/>
+                      <w:sz w:val="13"/>
+                      <w:szCs w:val="13"/>
+                    </w:rPr>
+                  </m:ctrlPr>
+                </m:fPr>
+                <m:num>
+                  <m:r>
+                    <m:rPr>
+                      <m:nor/>
+                    </m:rPr>
+                    <w:rPr>
+                      <w:sz w:val="13"/>
+                      <w:szCs w:val="13"/>
+                    </w:rPr>
+                    <m:t>1</m:t>
+                  </m:r>
+                </m:num>
+                <m:den>
+                  <m:r>
+                    <m:rPr>
+                      <m:nor/>
+                    </m:rPr>
+                    <w:rPr>
+                      <w:sz w:val="13"/>
+                      <w:szCs w:val="13"/>
+                    </w:rPr>
+                    <m:t>i</m:t>
+                  </m:r>
+                </m:den>
+              </m:f>
+              <m:r>
+                <m:rPr>
+                  <m:nor/>
+                </m:rPr>
+                <w:rPr>
+                  <w:sz w:val="13"/>
+                  <w:szCs w:val="13"/>
+                </w:rPr>
+                <m:t>)=</m:t>
+              </m:r>
+              <m:d>
+                <m:dPr>
+                  <m:ctrlPr>
+                    <w:rPr>
+                      <w:rFonts w:ascii="Cambria Math" w:hAnsi="Cambria Math"/>
+                      <w:i/>
+                      <w:sz w:val="13"/>
+                      <w:szCs w:val="13"/>
+                    </w:rPr>
+                  </m:ctrlPr>
+                </m:dPr>
+                <m:e>
+                  <m:f>
+                    <m:fPr>
+                      <m:ctrlPr>
+                        <w:rPr>
+                          <w:rFonts w:ascii="Cambria Math" w:hAnsi="Cambria Math"/>
+                          <w:i/>
+                          <w:sz w:val="13"/>
+                          <w:szCs w:val="13"/>
+                        </w:rPr>
+                      </m:ctrlPr>
+                    </m:fPr>
+                    <m:num>
+                      <m:r>
+                        <m:rPr>
+                          <m:nor/>
+                        </m:rPr>
+                        <w:rPr>
+                          <w:sz w:val="13"/>
+                          <w:szCs w:val="13"/>
+                        </w:rPr>
+                        <m:t>0+</m:t>
+                      </m:r>
+                      <m:f>
+                        <m:fPr>
+                          <m:ctrlPr>
+                            <w:rPr>
+                              <w:rFonts w:ascii="Cambria Math" w:hAnsi="Cambria Math"/>
+                              <w:i/>
+                              <w:sz w:val="13"/>
+                              <w:szCs w:val="13"/>
+                            </w:rPr>
+                          </m:ctrlPr>
+                        </m:fPr>
+                        <m:num>
+                          <m:r>
+                            <m:rPr>
+                              <m:nor/>
+                            </m:rPr>
+                            <w:rPr>
+                              <w:sz w:val="13"/>
+                              <w:szCs w:val="13"/>
+                            </w:rPr>
+                            <m:t>1</m:t>
+                          </m:r>
+                        </m:num>
+                        <m:den>
+                          <m:r>
+                            <m:rPr>
+                              <m:nor/>
+                            </m:rPr>
+                            <w:rPr>
+                              <w:sz w:val="13"/>
+                              <w:szCs w:val="13"/>
+                            </w:rPr>
+                            <m:t>2</m:t>
+                          </m:r>
+                        </m:den>
+                      </m:f>
+                      <m:r>
+                        <m:rPr>
+                          <m:nor/>
+                        </m:rPr>
+                        <w:rPr>
+                          <w:sz w:val="13"/>
+                          <w:szCs w:val="13"/>
+                        </w:rPr>
+                        <m:t>+</m:t>
+                      </m:r>
+                      <m:f>
+                        <m:fPr>
+                          <m:ctrlPr>
+                            <w:rPr>
+                              <w:rFonts w:ascii="Cambria Math" w:hAnsi="Cambria Math"/>
+                              <w:i/>
+                              <w:sz w:val="13"/>
+                              <w:szCs w:val="13"/>
+                            </w:rPr>
+                          </m:ctrlPr>
+                        </m:fPr>
+                        <m:num>
+                          <m:r>
+                            <m:rPr>
+                              <m:nor/>
+                            </m:rPr>
+                            <w:rPr>
+                              <w:sz w:val="13"/>
+                              <w:szCs w:val="13"/>
+                            </w:rPr>
+                            <m:t>1</m:t>
+                          </m:r>
+                        </m:num>
+                        <m:den>
+                          <m:r>
+                            <m:rPr>
+                              <m:nor/>
+                            </m:rPr>
+                            <w:rPr>
+                              <w:sz w:val="13"/>
+                              <w:szCs w:val="13"/>
+                            </w:rPr>
+                            <m:t>3</m:t>
+                          </m:r>
+                        </m:den>
+                      </m:f>
+                      <m:r>
+                        <m:rPr>
+                          <m:nor/>
+                        </m:rPr>
+                        <w:rPr>
+                          <w:sz w:val="13"/>
+                          <w:szCs w:val="13"/>
+                        </w:rPr>
+                        <m:t>+</m:t>
+                      </m:r>
+                      <m:f>
+                        <m:fPr>
+                          <m:ctrlPr>
+                            <w:rPr>
+                              <w:rFonts w:ascii="Cambria Math" w:hAnsi="Cambria Math"/>
+                              <w:i/>
+                              <w:sz w:val="13"/>
+                              <w:szCs w:val="13"/>
+                            </w:rPr>
+                          </m:ctrlPr>
+                        </m:fPr>
+                        <m:num>
+                          <m:r>
+                            <m:rPr>
+                              <m:nor/>
+                            </m:rPr>
+                            <w:rPr>
+                              <w:sz w:val="13"/>
+                              <w:szCs w:val="13"/>
+                            </w:rPr>
+                            <m:t>1</m:t>
+                          </m:r>
+                        </m:num>
+                        <m:den>
+                          <m:r>
+                            <m:rPr>
+                              <m:nor/>
+                            </m:rPr>
+                            <w:rPr>
+                              <w:sz w:val="13"/>
+                              <w:szCs w:val="13"/>
+                            </w:rPr>
+                            <m:t>4</m:t>
+                          </m:r>
+                        </m:den>
+                      </m:f>
+                      <m:r>
+                        <m:rPr>
+                          <m:nor/>
+                        </m:rPr>
+                        <w:rPr>
+                          <w:sz w:val="13"/>
+                          <w:szCs w:val="13"/>
+                        </w:rPr>
+                        <m:t>+</m:t>
+                      </m:r>
+                      <m:f>
+                        <m:fPr>
+                          <m:ctrlPr>
+                            <w:rPr>
+                              <w:rFonts w:ascii="Cambria Math" w:hAnsi="Cambria Math"/>
+                              <w:i/>
+                              <w:sz w:val="13"/>
+                              <w:szCs w:val="13"/>
+                            </w:rPr>
+                          </m:ctrlPr>
+                        </m:fPr>
+                        <m:num>
+                          <m:r>
+                            <m:rPr>
+                              <m:nor/>
+                            </m:rPr>
+                            <w:rPr>
+                              <w:sz w:val="13"/>
+                              <w:szCs w:val="13"/>
+                            </w:rPr>
+                            <m:t>1</m:t>
+                          </m:r>
+                        </m:num>
+                        <m:den>
+                          <m:r>
+                            <m:rPr>
+                              <m:nor/>
+                            </m:rPr>
+                            <w:rPr>
+                              <w:sz w:val="13"/>
+                              <w:szCs w:val="13"/>
+                            </w:rPr>
+                            <m:t>5</m:t>
+                          </m:r>
+                        </m:den>
+                      </m:f>
+                      <m:r>
+                        <m:rPr>
+                          <m:nor/>
+                        </m:rPr>
+                        <w:rPr>
+                          <w:sz w:val="13"/>
+                          <w:szCs w:val="13"/>
+                        </w:rPr>
+                        <m:t>+</m:t>
+                      </m:r>
+                      <m:f>
+                        <m:fPr>
+                          <m:ctrlPr>
+                            <w:rPr>
+                              <w:rFonts w:ascii="Cambria Math" w:hAnsi="Cambria Math"/>
+                              <w:i/>
+                              <w:sz w:val="13"/>
+                              <w:szCs w:val="13"/>
+                            </w:rPr>
+                          </m:ctrlPr>
+                        </m:fPr>
+                        <m:num>
+                          <m:r>
+                            <m:rPr>
+                              <m:nor/>
+                            </m:rPr>
+                            <w:rPr>
+                              <w:sz w:val="13"/>
+                              <w:szCs w:val="13"/>
+                            </w:rPr>
+                            <m:t>1</m:t>
+                          </m:r>
+                        </m:num>
+                        <m:den>
+                          <m:r>
+                            <m:rPr>
+                              <m:nor/>
+                            </m:rPr>
+                            <w:rPr>
+                              <w:sz w:val="13"/>
+                              <w:szCs w:val="13"/>
+                            </w:rPr>
+                            <m:t>6</m:t>
+                          </m:r>
+                        </m:den>
+                      </m:f>
+                      <m:r>
+                        <m:rPr>
+                          <m:nor/>
+                        </m:rPr>
+                        <w:rPr>
+                          <w:sz w:val="13"/>
+                          <w:szCs w:val="13"/>
+                        </w:rPr>
+                        <m:t>+</m:t>
+                      </m:r>
+                      <m:f>
+                        <m:fPr>
+                          <m:ctrlPr>
+                            <w:rPr>
+                              <w:rFonts w:ascii="Cambria Math" w:hAnsi="Cambria Math"/>
+                              <w:i/>
+                              <w:sz w:val="13"/>
+                              <w:szCs w:val="13"/>
+                            </w:rPr>
+                          </m:ctrlPr>
+                        </m:fPr>
+                        <m:num>
+                          <m:r>
+                            <m:rPr>
+                              <m:nor/>
+                            </m:rPr>
+                            <w:rPr>
+                              <w:sz w:val="13"/>
+                              <w:szCs w:val="13"/>
+                            </w:rPr>
+                            <m:t>1</m:t>
+                          </m:r>
+                        </m:num>
+                        <m:den>
+                          <m:r>
+                            <m:rPr>
+                              <m:nor/>
+                            </m:rPr>
+                            <w:rPr>
+                              <w:sz w:val="13"/>
+                              <w:szCs w:val="13"/>
+                            </w:rPr>
+                            <m:t>7</m:t>
+                          </m:r>
+                        </m:den>
+                      </m:f>
+                      <m:r>
+                        <m:rPr>
+                          <m:nor/>
+                        </m:rPr>
+                        <w:rPr>
+                          <w:sz w:val="13"/>
+                          <w:szCs w:val="13"/>
+                        </w:rPr>
+                        <m:t>+</m:t>
+                      </m:r>
+                      <m:f>
+                        <m:fPr>
+                          <m:ctrlPr>
+                            <w:rPr>
+                              <w:rFonts w:ascii="Cambria Math" w:hAnsi="Cambria Math"/>
+                              <w:i/>
+                              <w:sz w:val="13"/>
+                              <w:szCs w:val="13"/>
+                            </w:rPr>
+                          </m:ctrlPr>
+                        </m:fPr>
+                        <m:num>
+                          <m:r>
+                            <m:rPr>
+                              <m:nor/>
+                            </m:rPr>
+                            <w:rPr>
+                              <w:sz w:val="13"/>
+                              <w:szCs w:val="13"/>
+                            </w:rPr>
+                            <m:t>1</m:t>
+                          </m:r>
+                        </m:num>
+                        <m:den>
+                          <m:r>
+                            <m:rPr>
+                              <m:nor/>
+                            </m:rPr>
+                            <w:rPr>
+                              <w:sz w:val="13"/>
+                              <w:szCs w:val="13"/>
+                            </w:rPr>
+                            <m:t>8</m:t>
+                          </m:r>
+                        </m:den>
+                      </m:f>
+                      <m:r>
+                        <m:rPr>
+                          <m:nor/>
+                        </m:rPr>
+                        <w:rPr>
+                          <w:sz w:val="13"/>
+                          <w:szCs w:val="13"/>
+                        </w:rPr>
+                        <m:t>+</m:t>
+                      </m:r>
+                      <m:f>
+                        <m:fPr>
+                          <m:ctrlPr>
+                            <w:rPr>
+                              <w:rFonts w:ascii="Cambria Math" w:hAnsi="Cambria Math"/>
+                              <w:i/>
+                              <w:sz w:val="13"/>
+                              <w:szCs w:val="13"/>
+                            </w:rPr>
+                          </m:ctrlPr>
+                        </m:fPr>
+                        <m:num>
+                          <m:r>
+                            <m:rPr>
+                              <m:nor/>
+                            </m:rPr>
+                            <w:rPr>
+                              <w:sz w:val="13"/>
+                              <w:szCs w:val="13"/>
+                            </w:rPr>
+                            <m:t>1</m:t>
+                          </m:r>
+                        </m:num>
+                        <m:den>
+                          <m:r>
+                            <m:rPr>
+                              <m:nor/>
+                            </m:rPr>
+                            <w:rPr>
+                              <w:sz w:val="13"/>
+                              <w:szCs w:val="13"/>
+                            </w:rPr>
+                            <m:t>9</m:t>
+                          </m:r>
+                        </m:den>
+                      </m:f>
+                    </m:num>
+                    <m:den>
+                      <m:r>
+                        <m:rPr>
+                          <m:nor/>
+                        </m:rPr>
+                        <w:rPr>
+                          <w:sz w:val="13"/>
+                          <w:szCs w:val="13"/>
+                        </w:rPr>
+                        <m:t>9</m:t>
+                      </m:r>
+                    </m:den>
+                  </m:f>
+                </m:e>
+              </m:d>
+            </m:e>
+          </m:nary>
+          <m:r>
+            <m:rPr>
+              <m:nor/>
+            </m:rPr>
+            <w:rPr>
+              <w:sz w:val="13"/>
+              <w:szCs w:val="13"/>
+            </w:rPr>
+            <m:t>=0,2032</m:t>
+          </m:r>
+        </m:oMath>
+      </m:oMathPara>
     </w:p>
     <w:p>
       <w:pPr>
@@ -14476,44 +12745,10 @@
           <w:tab w:val="right" w:pos="3859"/>
         </w:tabs>
         <w:spacing w:line="176" w:lineRule="exact"/>
-        <w:ind w:left="2020"/>
         <w:rPr>
           <w:sz w:val="16"/>
         </w:rPr>
       </w:pPr>
-      <w:r>
-        <w:rPr>
-          <w:spacing w:val="-10"/>
-          <w:sz w:val="16"/>
-        </w:rPr>
-        <w:t>m</w:t>
-      </w:r>
-      <w:r>
-        <w:rPr>
-          <w:sz w:val="16"/>
-        </w:rPr>
-        <w:tab/>
-      </w:r>
-      <w:r>
-        <w:rPr>
-          <w:spacing w:val="-10"/>
-          <w:sz w:val="16"/>
-        </w:rPr>
-        <w:t>1</w:t>
-      </w:r>
-      <w:r>
-        <w:rPr>
-          <w:sz w:val="16"/>
-        </w:rPr>
-        <w:tab/>
-      </w:r>
-      <w:r>
-        <w:rPr>
-          <w:spacing w:val="-10"/>
-          <w:sz w:val="16"/>
-        </w:rPr>
-        <w:t>9</w:t>
-      </w:r>
     </w:p>
     <w:p>
       <w:pPr>
@@ -18900,7 +17135,7 @@
     <w:tbl>
       <w:tblPr>
         <w:tblW w:w="0" w:type="auto"/>
-        <w:tblInd w:w="3181" w:type="dxa"/>
+        <w:tblInd w:w="2525" w:type="dxa"/>
         <w:tblBorders>
           <w:top w:val="single" w:sz="4" w:space="0" w:color="000000"/>
           <w:left w:val="single" w:sz="4" w:space="0" w:color="000000"/>
@@ -18917,7 +17152,7 @@
         <w:tblLook w:val="01E0" w:firstRow="1" w:lastRow="1" w:firstColumn="1" w:lastColumn="1" w:noHBand="0" w:noVBand="0"/>
       </w:tblPr>
       <w:tblGrid>
-        <w:gridCol w:w="1982"/>
+        <w:gridCol w:w="2638"/>
         <w:gridCol w:w="753"/>
       </w:tblGrid>
       <w:tr>
@@ -18926,7 +17161,7 @@
         </w:trPr>
         <w:tc>
           <w:tcPr>
-            <w:tcW w:w="1982" w:type="dxa"/>
+            <w:tcW w:w="2638" w:type="dxa"/>
           </w:tcPr>
           <w:p>
             <w:pPr>
@@ -18976,7 +17211,7 @@
         </w:trPr>
         <w:tc>
           <w:tcPr>
-            <w:tcW w:w="1982" w:type="dxa"/>
+            <w:tcW w:w="2638" w:type="dxa"/>
           </w:tcPr>
           <w:p>
             <w:pPr>
@@ -19025,7 +17260,7 @@
         </w:trPr>
         <w:tc>
           <w:tcPr>
-            <w:tcW w:w="1982" w:type="dxa"/>
+            <w:tcW w:w="2638" w:type="dxa"/>
           </w:tcPr>
           <w:p>
             <w:pPr>
@@ -19074,7 +17309,7 @@
         </w:trPr>
         <w:tc>
           <w:tcPr>
-            <w:tcW w:w="1982" w:type="dxa"/>
+            <w:tcW w:w="2638" w:type="dxa"/>
           </w:tcPr>
           <w:p>
             <w:pPr>
@@ -19125,7 +17360,7 @@
         </w:trPr>
         <w:tc>
           <w:tcPr>
-            <w:tcW w:w="1982" w:type="dxa"/>
+            <w:tcW w:w="2638" w:type="dxa"/>
           </w:tcPr>
           <w:p>
             <w:pPr>
@@ -19174,7 +17409,7 @@
         </w:trPr>
         <w:tc>
           <w:tcPr>
-            <w:tcW w:w="1982" w:type="dxa"/>
+            <w:tcW w:w="2638" w:type="dxa"/>
           </w:tcPr>
           <w:p>
             <w:pPr>
@@ -19218,6 +17453,13 @@
                 <w:sz w:val="20"/>
               </w:rPr>
               <w:t>pagar</w:t>
+            </w:r>
+            <w:r>
+              <w:rPr>
+                <w:spacing w:val="-2"/>
+                <w:sz w:val="20"/>
+              </w:rPr>
+              <w:t xml:space="preserve">/tidak ada batas </w:t>
             </w:r>
           </w:p>
         </w:tc>
@@ -19588,7 +17830,7 @@
     <w:tbl>
       <w:tblPr>
         <w:tblW w:w="0" w:type="auto"/>
-        <w:tblInd w:w="2865" w:type="dxa"/>
+        <w:tblInd w:w="2795" w:type="dxa"/>
         <w:tblBorders>
           <w:top w:val="single" w:sz="4" w:space="0" w:color="000000"/>
           <w:left w:val="single" w:sz="4" w:space="0" w:color="000000"/>
@@ -19605,7 +17847,7 @@
         <w:tblLook w:val="01E0" w:firstRow="1" w:lastRow="1" w:firstColumn="1" w:lastColumn="1" w:noHBand="0" w:noVBand="0"/>
       </w:tblPr>
       <w:tblGrid>
-        <w:gridCol w:w="2650"/>
+        <w:gridCol w:w="2720"/>
         <w:gridCol w:w="720"/>
       </w:tblGrid>
       <w:tr>
@@ -19614,7 +17856,7 @@
         </w:trPr>
         <w:tc>
           <w:tcPr>
-            <w:tcW w:w="2650" w:type="dxa"/>
+            <w:tcW w:w="2720" w:type="dxa"/>
           </w:tcPr>
           <w:p>
             <w:pPr>
@@ -19662,7 +17904,7 @@
         </w:trPr>
         <w:tc>
           <w:tcPr>
-            <w:tcW w:w="2650" w:type="dxa"/>
+            <w:tcW w:w="2720" w:type="dxa"/>
           </w:tcPr>
           <w:p>
             <w:pPr>
@@ -19736,7 +17978,7 @@
         </w:trPr>
         <w:tc>
           <w:tcPr>
-            <w:tcW w:w="2650" w:type="dxa"/>
+            <w:tcW w:w="2720" w:type="dxa"/>
           </w:tcPr>
           <w:p>
             <w:pPr>
@@ -19803,7 +18045,7 @@
         </w:trPr>
         <w:tc>
           <w:tcPr>
-            <w:tcW w:w="2650" w:type="dxa"/>
+            <w:tcW w:w="2720" w:type="dxa"/>
           </w:tcPr>
           <w:p>
             <w:pPr>
@@ -19834,6 +18076,13 @@
                 <w:sz w:val="20"/>
               </w:rPr>
               <w:t>awal</w:t>
+            </w:r>
+            <w:r>
+              <w:rPr>
+                <w:spacing w:val="-4"/>
+                <w:sz w:val="20"/>
+              </w:rPr>
+              <w:t>/termasuk sewa</w:t>
             </w:r>
           </w:p>
         </w:tc>
@@ -20143,6 +18392,13 @@
               </w:rPr>
               <w:t>Awal</w:t>
             </w:r>
+            <w:r>
+              <w:rPr>
+                <w:spacing w:val="-4"/>
+                <w:sz w:val="20"/>
+              </w:rPr>
+              <w:t>/termasuk sewa</w:t>
+            </w:r>
           </w:p>
         </w:tc>
         <w:tc>
@@ -20247,7 +18503,7 @@
       </w:r>
       <w:proofErr w:type="spellEnd"/>
       <w:r>
-        <w:t xml:space="preserve"> sistem akan menjadi pemicu untuk mendapatkan sebuah jarak yang nantinya akan di tampilkan di Data Alternatif . Jarak yang menjadi tujuan yaitu Universitas Dipa Makassar.</w:t>
+        <w:t xml:space="preserve"> sistem akan menjadi pemicu untuk mendapatkan sebuah jarak yang nantinya akan di tampilkan di Data Alternatif. Jarak yang menjadi tujuan yaitu Universitas Dipa Makassar.</w:t>
       </w:r>
     </w:p>
     <w:p>
@@ -30519,7 +28775,7 @@
         <mc:AlternateContent>
           <mc:Choice Requires="wps">
             <w:drawing>
-              <wp:anchor distT="0" distB="0" distL="0" distR="0" simplePos="0" relativeHeight="485889536" behindDoc="1" locked="0" layoutInCell="1" allowOverlap="1">
+              <wp:anchor distT="0" distB="0" distL="0" distR="0" simplePos="0" relativeHeight="485889536" behindDoc="1" locked="0" layoutInCell="1" allowOverlap="1" wp14:anchorId="15EB45E7" wp14:editId="7DE57246">
                 <wp:simplePos x="0" y="0"/>
                 <wp:positionH relativeFrom="page">
                   <wp:posOffset>1485817</wp:posOffset>
@@ -30579,7 +28835,7 @@
           </mc:Choice>
           <mc:Fallback>
             <w:pict>
-              <v:shape id="Textbox 60" o:spid="_x0000_s1027" type="#_x0000_t202" style="position:absolute;left:0;text-align:left;margin-left:117pt;margin-top:6.05pt;width:10.7pt;height:8.8pt;z-index:-17426944;visibility:visible;mso-wrap-style:square;mso-wrap-distance-left:0;mso-wrap-distance-top:0;mso-wrap-distance-right:0;mso-wrap-distance-bottom:0;mso-position-horizontal:absolute;mso-position-horizontal-relative:page;mso-position-vertical:absolute;mso-position-vertical-relative:text;v-text-anchor:top" o:gfxdata="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" filled="f" stroked="f">
+              <v:shape w14:anchorId="15EB45E7" id="Textbox 60" o:spid="_x0000_s1027" type="#_x0000_t202" style="position:absolute;left:0;text-align:left;margin-left:117pt;margin-top:6.05pt;width:10.7pt;height:8.8pt;z-index:-17426944;visibility:visible;mso-wrap-style:square;mso-wrap-distance-left:0;mso-wrap-distance-top:0;mso-wrap-distance-right:0;mso-wrap-distance-bottom:0;mso-position-horizontal:absolute;mso-position-horizontal-relative:page;mso-position-vertical:absolute;mso-position-vertical-relative:text;v-text-anchor:top" o:gfxdata="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" filled="f" stroked="f">
                 <v:textbox inset="0,0,0,0">
                   <w:txbxContent>
                     <w:p>
@@ -37540,7 +35796,7 @@
         <mc:AlternateContent>
           <mc:Choice Requires="wpg">
             <w:drawing>
-              <wp:anchor distT="0" distB="0" distL="0" distR="0" simplePos="0" relativeHeight="487603200" behindDoc="1" locked="0" layoutInCell="1" allowOverlap="1">
+              <wp:anchor distT="0" distB="0" distL="0" distR="0" simplePos="0" relativeHeight="487603200" behindDoc="1" locked="0" layoutInCell="1" allowOverlap="1" wp14:anchorId="665DF2F2" wp14:editId="3D3E1025">
                 <wp:simplePos x="0" y="0"/>
                 <wp:positionH relativeFrom="page">
                   <wp:posOffset>3297554</wp:posOffset>
@@ -37575,7 +35831,7 @@
                           <pic:cNvPicPr/>
                         </pic:nvPicPr>
                         <pic:blipFill>
-                          <a:blip r:embed="rId22" cstate="print"/>
+                          <a:blip r:embed="rId21" cstate="print"/>
                           <a:stretch>
                             <a:fillRect/>
                           </a:stretch>
@@ -37647,7 +35903,7 @@
           </mc:Choice>
           <mc:Fallback>
             <w:pict>
-              <v:group w14:anchorId="380DBCEA" id="Group 61" o:spid="_x0000_s1026" style="position:absolute;margin-left:259.65pt;margin-top:26.75pt;width:89.2pt;height:173.4pt;z-index:-15713280;mso-wrap-distance-left:0;mso-wrap-distance-right:0;mso-position-horizontal-relative:page" coordsize="11328,22021" o:gfxdata="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">
+              <v:group w14:anchorId="4532081F" id="Group 61" o:spid="_x0000_s1026" style="position:absolute;margin-left:259.65pt;margin-top:26.75pt;width:89.2pt;height:173.4pt;z-index:-15713280;mso-wrap-distance-left:0;mso-wrap-distance-right:0;mso-position-horizontal-relative:page" coordsize="11328,22021" o:gfxdata="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">
                 <v:shapetype id="_x0000_t75" coordsize="21600,21600" o:spt="75" o:preferrelative="t" path="m@4@5l@4@11@9@11@9@5xe" filled="f" stroked="f">
                   <v:stroke joinstyle="miter"/>
                   <v:formulas>
@@ -37668,7 +35924,7 @@
                   <o:lock v:ext="edit" aspectratio="t"/>
                 </v:shapetype>
                 <v:shape id="Image 62" o:spid="_x0000_s1027" type="#_x0000_t75" style="position:absolute;left:95;top:95;width:11138;height:21831;visibility:visible;mso-wrap-style:square" o:gfxdata="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">
-                  <v:imagedata r:id="rId23" o:title=""/>
+                  <v:imagedata r:id="rId22" o:title=""/>
                 </v:shape>
                 <v:shape id="Graphic 63" o:spid="_x0000_s1028" style="position:absolute;left:47;top:47;width:11233;height:21927;visibility:visible;mso-wrap-style:square;v-text-anchor:top" coordsize="1123315,2192655" o:gfxdata="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" path="m,l1123315,r,2192655l,2192655,,xe" filled="f">
                   <v:path arrowok="t"/>
@@ -37766,7 +36022,7 @@
         <mc:AlternateContent>
           <mc:Choice Requires="wpg">
             <w:drawing>
-              <wp:inline distT="0" distB="0" distL="0" distR="0">
+              <wp:inline distT="0" distB="0" distL="0" distR="0" wp14:anchorId="10FE3A4E" wp14:editId="040F742B">
                 <wp:extent cx="1132840" cy="2219960"/>
                 <wp:effectExtent l="9525" t="0" r="0" b="8889"/>
                 <wp:docPr id="64" name="Group 64"/>
@@ -37793,7 +36049,7 @@
                           <pic:cNvPicPr/>
                         </pic:nvPicPr>
                         <pic:blipFill>
-                          <a:blip r:embed="rId24" cstate="print"/>
+                          <a:blip r:embed="rId23" cstate="print"/>
                           <a:stretch>
                             <a:fillRect/>
                           </a:stretch>
@@ -37865,9 +36121,9 @@
           </mc:Choice>
           <mc:Fallback>
             <w:pict>
-              <v:group w14:anchorId="22562B40" id="Group 64" o:spid="_x0000_s1026" style="width:89.2pt;height:174.8pt;mso-position-horizontal-relative:char;mso-position-vertical-relative:line" coordsize="11328,22199" o:gfxdata="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">
+              <v:group w14:anchorId="6CC7EB54" id="Group 64" o:spid="_x0000_s1026" style="width:89.2pt;height:174.8pt;mso-position-horizontal-relative:char;mso-position-vertical-relative:line" coordsize="11328,22199" o:gfxdata="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">
                 <v:shape id="Image 65" o:spid="_x0000_s1027" type="#_x0000_t75" style="position:absolute;left:95;top:95;width:11138;height:22009;visibility:visible;mso-wrap-style:square" o:gfxdata="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">
-                  <v:imagedata r:id="rId25" o:title=""/>
+                  <v:imagedata r:id="rId24" o:title=""/>
                 </v:shape>
                 <v:shape id="Graphic 66" o:spid="_x0000_s1028" style="position:absolute;left:47;top:47;width:11233;height:22104;visibility:visible;mso-wrap-style:square;v-text-anchor:top" coordsize="1123315,2210435" o:gfxdata="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" path="m,l1123315,r,2210435l,2210435,,xe" filled="f">
                   <v:path arrowok="t"/>
@@ -38272,7 +36528,7 @@
                 <w:noProof/>
               </w:rPr>
               <w:drawing>
-                <wp:inline distT="0" distB="0" distL="0" distR="0">
+                <wp:inline distT="0" distB="0" distL="0" distR="0" wp14:anchorId="5FE84114" wp14:editId="6C158397">
                   <wp:extent cx="139700" cy="139700"/>
                   <wp:effectExtent l="0" t="0" r="0" b="0"/>
                   <wp:docPr id="67" name="Image 67"/>
@@ -38287,7 +36543,7 @@
                           <pic:cNvPicPr/>
                         </pic:nvPicPr>
                         <pic:blipFill>
-                          <a:blip r:embed="rId26" cstate="print"/>
+                          <a:blip r:embed="rId25" cstate="print"/>
                           <a:stretch>
                             <a:fillRect/>
                           </a:stretch>
@@ -38432,7 +36688,7 @@
                 <w:position w:val="-2"/>
               </w:rPr>
               <w:drawing>
-                <wp:inline distT="0" distB="0" distL="0" distR="0">
+                <wp:inline distT="0" distB="0" distL="0" distR="0" wp14:anchorId="10662434" wp14:editId="3987AB8B">
                   <wp:extent cx="139700" cy="139700"/>
                   <wp:effectExtent l="0" t="0" r="0" b="0"/>
                   <wp:docPr id="68" name="Image 68"/>
@@ -38447,7 +36703,7 @@
                           <pic:cNvPicPr/>
                         </pic:nvPicPr>
                         <pic:blipFill>
-                          <a:blip r:embed="rId26" cstate="print"/>
+                          <a:blip r:embed="rId25" cstate="print"/>
                           <a:stretch>
                             <a:fillRect/>
                           </a:stretch>
@@ -40105,8 +38361,16 @@
         <w:rPr>
           <w:i/>
         </w:rPr>
-        <w:t xml:space="preserve"> al.</w:t>
-      </w:r>
+        <w:t xml:space="preserve"> </w:t>
+      </w:r>
+      <w:proofErr w:type="spellStart"/>
+      <w:r>
+        <w:rPr>
+          <w:i/>
+        </w:rPr>
+        <w:t>al.</w:t>
+      </w:r>
+      <w:proofErr w:type="spellEnd"/>
       <w:r>
         <w:t xml:space="preserve">, “Sistem Pendukung Keputusan Rekomendasi </w:t>
       </w:r>
@@ -41348,7 +39612,7 @@
       <w:r>
         <w:t xml:space="preserve">: </w:t>
       </w:r>
-      <w:hyperlink r:id="rId27">
+      <w:hyperlink r:id="rId26">
         <w:r>
           <w:t>http://jim.teknokrat.ac.id/index.php/informatika</w:t>
         </w:r>
@@ -42134,7 +40398,7 @@
       <mc:AlternateContent>
         <mc:Choice Requires="wps">
           <w:drawing>
-            <wp:anchor distT="0" distB="0" distL="0" distR="0" simplePos="0" relativeHeight="485875200" behindDoc="1" locked="0" layoutInCell="1" allowOverlap="1">
+            <wp:anchor distT="0" distB="0" distL="0" distR="0" simplePos="0" relativeHeight="485875200" behindDoc="1" locked="0" layoutInCell="1" allowOverlap="1" wp14:anchorId="0CA406BC" wp14:editId="0BA30CA7">
               <wp:simplePos x="0" y="0"/>
               <wp:positionH relativeFrom="page">
                 <wp:posOffset>1057275</wp:posOffset>
@@ -42198,7 +40462,7 @@
         </mc:Choice>
         <mc:Fallback>
           <w:pict>
-            <v:shape w14:anchorId="4C3A115E" id="Graphic 2" o:spid="_x0000_s1026" style="position:absolute;margin-left:83.25pt;margin-top:772.25pt;width:430.1pt;height:.1pt;z-index:-17441280;visibility:visible;mso-wrap-style:square;mso-wrap-distance-left:0;mso-wrap-distance-top:0;mso-wrap-distance-right:0;mso-wrap-distance-bottom:0;mso-position-horizontal:absolute;mso-position-horizontal-relative:page;mso-position-vertical:absolute;mso-position-vertical-relative:page;v-text-anchor:top" coordsize="5462270,1270" o:gfxdata="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" path="m,l5462270,1e" filled="f">
+            <v:shape w14:anchorId="4A7CBA8A" id="Graphic 2" o:spid="_x0000_s1026" style="position:absolute;margin-left:83.25pt;margin-top:772.25pt;width:430.1pt;height:.1pt;z-index:-17441280;visibility:visible;mso-wrap-style:square;mso-wrap-distance-left:0;mso-wrap-distance-top:0;mso-wrap-distance-right:0;mso-wrap-distance-bottom:0;mso-position-horizontal:absolute;mso-position-horizontal-relative:page;mso-position-vertical:absolute;mso-position-vertical-relative:page;v-text-anchor:top" coordsize="5462270,1270" o:gfxdata="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" path="m,l5462270,1e" filled="f">
               <v:path arrowok="t"/>
               <w10:wrap anchorx="page" anchory="page"/>
             </v:shape>
@@ -42214,7 +40478,7 @@
       <mc:AlternateContent>
         <mc:Choice Requires="wps">
           <w:drawing>
-            <wp:anchor distT="0" distB="0" distL="0" distR="0" simplePos="0" relativeHeight="485875712" behindDoc="1" locked="0" layoutInCell="1" allowOverlap="1">
+            <wp:anchor distT="0" distB="0" distL="0" distR="0" simplePos="0" relativeHeight="485875712" behindDoc="1" locked="0" layoutInCell="1" allowOverlap="1" wp14:anchorId="0929240C" wp14:editId="0A589320">
               <wp:simplePos x="0" y="0"/>
               <wp:positionH relativeFrom="page">
                 <wp:posOffset>1072388</wp:posOffset>
@@ -42319,7 +40583,7 @@
         </mc:Choice>
         <mc:Fallback>
           <w:pict>
-            <v:shapetype id="_x0000_t202" coordsize="21600,21600" o:spt="202" path="m,l,21600r21600,l21600,xe">
+            <v:shapetype w14:anchorId="0929240C" id="_x0000_t202" coordsize="21600,21600" o:spt="202" path="m,l,21600r21600,l21600,xe">
               <v:stroke joinstyle="miter"/>
               <v:path gradientshapeok="t" o:connecttype="rect"/>
             </v:shapetype>
@@ -42416,7 +40680,7 @@
       <mc:AlternateContent>
         <mc:Choice Requires="wps">
           <w:drawing>
-            <wp:anchor distT="0" distB="0" distL="0" distR="0" simplePos="0" relativeHeight="485874688" behindDoc="1" locked="0" layoutInCell="1" allowOverlap="1">
+            <wp:anchor distT="0" distB="0" distL="0" distR="0" simplePos="0" relativeHeight="485874688" behindDoc="1" locked="0" layoutInCell="1" allowOverlap="1" wp14:anchorId="0310FBA6" wp14:editId="3D92AFF0">
               <wp:simplePos x="0" y="0"/>
               <wp:positionH relativeFrom="page">
                 <wp:posOffset>1072388</wp:posOffset>
@@ -42548,7 +40812,7 @@
         </mc:Choice>
         <mc:Fallback>
           <w:pict>
-            <v:shapetype id="_x0000_t202" coordsize="21600,21600" o:spt="202" path="m,l,21600r21600,l21600,xe">
+            <v:shapetype w14:anchorId="0310FBA6" id="_x0000_t202" coordsize="21600,21600" o:spt="202" path="m,l,21600r21600,l21600,xe">
               <v:stroke joinstyle="miter"/>
               <v:path gradientshapeok="t" o:connecttype="rect"/>
             </v:shapetype>
@@ -42672,7 +40936,7 @@
       <mc:AlternateContent>
         <mc:Choice Requires="wps">
           <w:drawing>
-            <wp:anchor distT="0" distB="0" distL="0" distR="0" simplePos="0" relativeHeight="485879296" behindDoc="1" locked="0" layoutInCell="1" allowOverlap="1">
+            <wp:anchor distT="0" distB="0" distL="0" distR="0" simplePos="0" relativeHeight="485879296" behindDoc="1" locked="0" layoutInCell="1" allowOverlap="1" wp14:anchorId="527A31D1" wp14:editId="34D60FD8">
               <wp:simplePos x="0" y="0"/>
               <wp:positionH relativeFrom="page">
                 <wp:posOffset>1057275</wp:posOffset>
@@ -42736,7 +41000,7 @@
         </mc:Choice>
         <mc:Fallback>
           <w:pict>
-            <v:shape w14:anchorId="2F0163D9" id="Graphic 12" o:spid="_x0000_s1026" style="position:absolute;margin-left:83.25pt;margin-top:772.25pt;width:430.1pt;height:.1pt;z-index:-17437184;visibility:visible;mso-wrap-style:square;mso-wrap-distance-left:0;mso-wrap-distance-top:0;mso-wrap-distance-right:0;mso-wrap-distance-bottom:0;mso-position-horizontal:absolute;mso-position-horizontal-relative:page;mso-position-vertical:absolute;mso-position-vertical-relative:page;v-text-anchor:top" coordsize="5462270,1270" o:gfxdata="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" path="m,l5462270,1e" filled="f">
+            <v:shape w14:anchorId="1995FADF" id="Graphic 12" o:spid="_x0000_s1026" style="position:absolute;margin-left:83.25pt;margin-top:772.25pt;width:430.1pt;height:.1pt;z-index:-17437184;visibility:visible;mso-wrap-style:square;mso-wrap-distance-left:0;mso-wrap-distance-top:0;mso-wrap-distance-right:0;mso-wrap-distance-bottom:0;mso-position-horizontal:absolute;mso-position-horizontal-relative:page;mso-position-vertical:absolute;mso-position-vertical-relative:page;v-text-anchor:top" coordsize="5462270,1270" o:gfxdata="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" path="m,l5462270,1e" filled="f">
               <v:path arrowok="t"/>
               <w10:wrap anchorx="page" anchory="page"/>
             </v:shape>
@@ -42752,7 +41016,7 @@
       <mc:AlternateContent>
         <mc:Choice Requires="wps">
           <w:drawing>
-            <wp:anchor distT="0" distB="0" distL="0" distR="0" simplePos="0" relativeHeight="485879808" behindDoc="1" locked="0" layoutInCell="1" allowOverlap="1">
+            <wp:anchor distT="0" distB="0" distL="0" distR="0" simplePos="0" relativeHeight="485879808" behindDoc="1" locked="0" layoutInCell="1" allowOverlap="1" wp14:anchorId="132AA10C" wp14:editId="6570F916">
               <wp:simplePos x="0" y="0"/>
               <wp:positionH relativeFrom="page">
                 <wp:posOffset>1072388</wp:posOffset>
@@ -42857,7 +41121,7 @@
         </mc:Choice>
         <mc:Fallback>
           <w:pict>
-            <v:shapetype id="_x0000_t202" coordsize="21600,21600" o:spt="202" path="m,l,21600r21600,l21600,xe">
+            <v:shapetype w14:anchorId="132AA10C" id="_x0000_t202" coordsize="21600,21600" o:spt="202" path="m,l,21600r21600,l21600,xe">
               <v:stroke joinstyle="miter"/>
               <v:path gradientshapeok="t" o:connecttype="rect"/>
             </v:shapetype>
@@ -42954,7 +41218,7 @@
       <mc:AlternateContent>
         <mc:Choice Requires="wps">
           <w:drawing>
-            <wp:anchor distT="0" distB="0" distL="0" distR="0" simplePos="0" relativeHeight="485878784" behindDoc="1" locked="0" layoutInCell="1" allowOverlap="1">
+            <wp:anchor distT="0" distB="0" distL="0" distR="0" simplePos="0" relativeHeight="485878784" behindDoc="1" locked="0" layoutInCell="1" allowOverlap="1" wp14:anchorId="3A10B5E2" wp14:editId="2E1E605E">
               <wp:simplePos x="0" y="0"/>
               <wp:positionH relativeFrom="page">
                 <wp:posOffset>1066800</wp:posOffset>
@@ -43025,7 +41289,7 @@
         </mc:Choice>
         <mc:Fallback>
           <w:pict>
-            <v:shape w14:anchorId="19467832" id="Graphic 11" o:spid="_x0000_s1026" style="position:absolute;margin-left:84pt;margin-top:772.1pt;width:428.2pt;height:.5pt;z-index:-17437696;visibility:visible;mso-wrap-style:square;mso-wrap-distance-left:0;mso-wrap-distance-top:0;mso-wrap-distance-right:0;mso-wrap-distance-bottom:0;mso-position-horizontal:absolute;mso-position-horizontal-relative:page;mso-position-vertical:absolute;mso-position-vertical-relative:page;v-text-anchor:top" coordsize="5438140,6350" o:gfxdata="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" path="m5437632,l,,,6096r5437632,l5437632,xe" fillcolor="black" stroked="f">
+            <v:shape w14:anchorId="11EC27E3" id="Graphic 11" o:spid="_x0000_s1026" style="position:absolute;margin-left:84pt;margin-top:772.1pt;width:428.2pt;height:.5pt;z-index:-17437696;visibility:visible;mso-wrap-style:square;mso-wrap-distance-left:0;mso-wrap-distance-top:0;mso-wrap-distance-right:0;mso-wrap-distance-bottom:0;mso-position-horizontal:absolute;mso-position-horizontal-relative:page;mso-position-vertical:absolute;mso-position-vertical-relative:page;v-text-anchor:top" coordsize="5438140,6350" o:gfxdata="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" path="m5437632,l,,,6096r5437632,l5437632,xe" fillcolor="black" stroked="f">
               <v:path arrowok="t"/>
               <w10:wrap anchorx="page" anchory="page"/>
             </v:shape>
@@ -43074,7 +41338,7 @@
       <mc:AlternateContent>
         <mc:Choice Requires="wps">
           <w:drawing>
-            <wp:anchor distT="0" distB="0" distL="0" distR="0" simplePos="0" relativeHeight="485876224" behindDoc="1" locked="0" layoutInCell="1" allowOverlap="1">
+            <wp:anchor distT="0" distB="0" distL="0" distR="0" simplePos="0" relativeHeight="485876224" behindDoc="1" locked="0" layoutInCell="1" allowOverlap="1" wp14:anchorId="3F7454DB" wp14:editId="6CE8335E">
               <wp:simplePos x="0" y="0"/>
               <wp:positionH relativeFrom="page">
                 <wp:posOffset>1086486</wp:posOffset>
@@ -43138,7 +41402,7 @@
         </mc:Choice>
         <mc:Fallback>
           <w:pict>
-            <v:shape w14:anchorId="09AB0EA1" id="Graphic 6" o:spid="_x0000_s1026" style="position:absolute;margin-left:85.55pt;margin-top:72.9pt;width:430.1pt;height:.1pt;z-index:-17440256;visibility:visible;mso-wrap-style:square;mso-wrap-distance-left:0;mso-wrap-distance-top:0;mso-wrap-distance-right:0;mso-wrap-distance-bottom:0;mso-position-horizontal:absolute;mso-position-horizontal-relative:page;mso-position-vertical:absolute;mso-position-vertical-relative:page;v-text-anchor:top" coordsize="5462270,1270" o:gfxdata="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" path="m,l5462270,1e" filled="f">
+            <v:shape w14:anchorId="749190E5" id="Graphic 6" o:spid="_x0000_s1026" style="position:absolute;margin-left:85.55pt;margin-top:72.9pt;width:430.1pt;height:.1pt;z-index:-17440256;visibility:visible;mso-wrap-style:square;mso-wrap-distance-left:0;mso-wrap-distance-top:0;mso-wrap-distance-right:0;mso-wrap-distance-bottom:0;mso-position-horizontal:absolute;mso-position-horizontal-relative:page;mso-position-vertical:absolute;mso-position-vertical-relative:page;v-text-anchor:top" coordsize="5462270,1270" o:gfxdata="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" path="m,l5462270,1e" filled="f">
               <v:path arrowok="t"/>
               <w10:wrap anchorx="page" anchory="page"/>
             </v:shape>
@@ -43154,7 +41418,7 @@
       <mc:AlternateContent>
         <mc:Choice Requires="wps">
           <w:drawing>
-            <wp:anchor distT="0" distB="0" distL="0" distR="0" simplePos="0" relativeHeight="485876736" behindDoc="1" locked="0" layoutInCell="1" allowOverlap="1">
+            <wp:anchor distT="0" distB="0" distL="0" distR="0" simplePos="0" relativeHeight="485876736" behindDoc="1" locked="0" layoutInCell="1" allowOverlap="1" wp14:anchorId="230786E0" wp14:editId="72CDFE3D">
               <wp:simplePos x="0" y="0"/>
               <wp:positionH relativeFrom="page">
                 <wp:posOffset>1046988</wp:posOffset>
@@ -43214,7 +41478,13 @@
                             <w:rPr>
                               <w:spacing w:val="-5"/>
                             </w:rPr>
-                            <w:t>164</w:t>
+                            <w:t>16</w:t>
+                          </w:r>
+                          <w:r>
+                            <w:rPr>
+                              <w:spacing w:val="-5"/>
+                            </w:rPr>
+                            <w:t>4</w:t>
                           </w:r>
                           <w:r>
                             <w:rPr>
@@ -43236,7 +41506,7 @@
         </mc:Choice>
         <mc:Fallback>
           <w:pict>
-            <v:shapetype id="_x0000_t202" coordsize="21600,21600" o:spt="202" path="m,l,21600r21600,l21600,xe">
+            <v:shapetype w14:anchorId="230786E0" id="_x0000_t202" coordsize="21600,21600" o:spt="202" path="m,l,21600r21600,l21600,xe">
               <v:stroke joinstyle="miter"/>
               <v:path gradientshapeok="t" o:connecttype="rect"/>
             </v:shapetype>
@@ -43271,7 +41541,13 @@
                       <w:rPr>
                         <w:spacing w:val="-5"/>
                       </w:rPr>
-                      <w:t>164</w:t>
+                      <w:t>16</w:t>
+                    </w:r>
+                    <w:r>
+                      <w:rPr>
+                        <w:spacing w:val="-5"/>
+                      </w:rPr>
+                      <w:t>4</w:t>
                     </w:r>
                     <w:r>
                       <w:rPr>
@@ -43296,7 +41572,7 @@
       <mc:AlternateContent>
         <mc:Choice Requires="wps">
           <w:drawing>
-            <wp:anchor distT="0" distB="0" distL="0" distR="0" simplePos="0" relativeHeight="485877248" behindDoc="1" locked="0" layoutInCell="1" allowOverlap="1">
+            <wp:anchor distT="0" distB="0" distL="0" distR="0" simplePos="0" relativeHeight="485877248" behindDoc="1" locked="0" layoutInCell="1" allowOverlap="1" wp14:anchorId="639F5335" wp14:editId="72480B91">
               <wp:simplePos x="0" y="0"/>
               <wp:positionH relativeFrom="page">
                 <wp:posOffset>5033361</wp:posOffset>
@@ -43370,7 +41646,7 @@
         </mc:Choice>
         <mc:Fallback>
           <w:pict>
-            <v:shape id="Textbox 8" o:spid="_x0000_s1031" type="#_x0000_t202" style="position:absolute;margin-left:396.35pt;margin-top:56.1pt;width:115.35pt;height:14.25pt;z-index:-17439232;visibility:visible;mso-wrap-style:square;mso-wrap-distance-left:0;mso-wrap-distance-top:0;mso-wrap-distance-right:0;mso-wrap-distance-bottom:0;mso-position-horizontal:absolute;mso-position-horizontal-relative:page;mso-position-vertical:absolute;mso-position-vertical-relative:page;v-text-anchor:top" o:gfxdata="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" filled="f" stroked="f">
+            <v:shape w14:anchorId="639F5335" id="Textbox 8" o:spid="_x0000_s1031" type="#_x0000_t202" style="position:absolute;margin-left:396.35pt;margin-top:56.1pt;width:115.35pt;height:14.25pt;z-index:-17439232;visibility:visible;mso-wrap-style:square;mso-wrap-distance-left:0;mso-wrap-distance-top:0;mso-wrap-distance-right:0;mso-wrap-distance-bottom:0;mso-position-horizontal:absolute;mso-position-horizontal-relative:page;mso-position-vertical:absolute;mso-position-vertical-relative:page;v-text-anchor:top" o:gfxdata="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" filled="f" stroked="f">
               <v:textbox inset="0,0,0,0">
                 <w:txbxContent>
                   <w:p>
@@ -43432,7 +41708,7 @@
       <mc:AlternateContent>
         <mc:Choice Requires="wps">
           <w:drawing>
-            <wp:anchor distT="0" distB="0" distL="0" distR="0" simplePos="0" relativeHeight="485877760" behindDoc="1" locked="0" layoutInCell="1" allowOverlap="1">
+            <wp:anchor distT="0" distB="0" distL="0" distR="0" simplePos="0" relativeHeight="485877760" behindDoc="1" locked="0" layoutInCell="1" allowOverlap="1" wp14:anchorId="50F0A86B" wp14:editId="3B79FCB2">
               <wp:simplePos x="0" y="0"/>
               <wp:positionH relativeFrom="page">
                 <wp:posOffset>1066800</wp:posOffset>
@@ -43503,7 +41779,7 @@
         </mc:Choice>
         <mc:Fallback>
           <w:pict>
-            <v:shape w14:anchorId="2241AEF2" id="Graphic 9" o:spid="_x0000_s1026" style="position:absolute;margin-left:84pt;margin-top:70.55pt;width:411.6pt;height:.5pt;z-index:-17438720;visibility:visible;mso-wrap-style:square;mso-wrap-distance-left:0;mso-wrap-distance-top:0;mso-wrap-distance-right:0;mso-wrap-distance-bottom:0;mso-position-horizontal:absolute;mso-position-horizontal-relative:page;mso-position-vertical:absolute;mso-position-vertical-relative:page;v-text-anchor:top" coordsize="5227320,6350" o:gfxdata="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" path="m5227320,l,,,6096r5227320,l5227320,xe" fillcolor="black" stroked="f">
+            <v:shape w14:anchorId="7D70C929" id="Graphic 9" o:spid="_x0000_s1026" style="position:absolute;margin-left:84pt;margin-top:70.55pt;width:411.6pt;height:.5pt;z-index:-17438720;visibility:visible;mso-wrap-style:square;mso-wrap-distance-left:0;mso-wrap-distance-top:0;mso-wrap-distance-right:0;mso-wrap-distance-bottom:0;mso-position-horizontal:absolute;mso-position-horizontal-relative:page;mso-position-vertical:absolute;mso-position-vertical-relative:page;v-text-anchor:top" coordsize="5227320,6350" o:gfxdata="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" path="m5227320,l,,,6096r5227320,l5227320,xe" fillcolor="black" stroked="f">
               <v:path arrowok="t"/>
               <w10:wrap anchorx="page" anchory="page"/>
             </v:shape>
@@ -43519,7 +41795,7 @@
       <mc:AlternateContent>
         <mc:Choice Requires="wps">
           <w:drawing>
-            <wp:anchor distT="0" distB="0" distL="0" distR="0" simplePos="0" relativeHeight="485878272" behindDoc="1" locked="0" layoutInCell="1" allowOverlap="1">
+            <wp:anchor distT="0" distB="0" distL="0" distR="0" simplePos="0" relativeHeight="485878272" behindDoc="1" locked="0" layoutInCell="1" allowOverlap="1" wp14:anchorId="51DFFAC0" wp14:editId="18A37989">
               <wp:simplePos x="0" y="0"/>
               <wp:positionH relativeFrom="page">
                 <wp:posOffset>6159500</wp:posOffset>
@@ -43608,7 +41884,7 @@
         </mc:Choice>
         <mc:Fallback>
           <w:pict>
-            <v:shapetype id="_x0000_t202" coordsize="21600,21600" o:spt="202" path="m,l,21600r21600,l21600,xe">
+            <v:shapetype w14:anchorId="51DFFAC0" id="_x0000_t202" coordsize="21600,21600" o:spt="202" path="m,l,21600r21600,l21600,xe">
               <v:stroke joinstyle="miter"/>
               <v:path gradientshapeok="t" o:connecttype="rect"/>
             </v:shapetype>
@@ -45301,8 +43577,13 @@
   </w:compat>
   <w:rsids>
     <w:rsidRoot w:val="00AF19C4"/>
+    <w:rsid w:val="00042BB6"/>
+    <w:rsid w:val="00170D32"/>
+    <w:rsid w:val="00374524"/>
     <w:rsid w:val="003A2150"/>
+    <w:rsid w:val="009D2601"/>
     <w:rsid w:val="00A01BF9"/>
+    <w:rsid w:val="00A411F9"/>
     <w:rsid w:val="00AF19C4"/>
   </w:rsids>
   <m:mathPr>
@@ -45759,7 +44040,7 @@
     <w:basedOn w:val="DefaultParagraphFont"/>
     <w:uiPriority w:val="99"/>
     <w:semiHidden/>
-    <w:rsid w:val="00AF19C4"/>
+    <w:rsid w:val="00A411F9"/>
     <w:rPr>
       <w:color w:val="666666"/>
     </w:rPr>
